--- a/docs/documentation.docx
+++ b/docs/documentation.docx
@@ -5,12 +5,13 @@
     <w:p>
       <w:pPr>
         <w:rPr>
+          <w:rFonts w:ascii="Times New Roman" w:hAnsi="Times New Roman" w:cs="Times New Roman"/>
           <w:lang w:val="en-US"/>
         </w:rPr>
       </w:pPr>
       <w:r>
         <w:rPr>
-          <w:rFonts w:asciiTheme="majorHAnsi" w:hAnsiTheme="majorHAnsi" w:cstheme="majorHAnsi"/>
+          <w:rFonts w:ascii="Times New Roman" w:hAnsi="Times New Roman" w:cs="Times New Roman"/>
           <w:noProof/>
           <w:sz w:val="36"/>
           <w:lang w:eastAsia="hu-HU"/>
@@ -77,12 +78,14 @@
         <w:spacing w:before="2900" w:after="2900"/>
         <w:jc w:val="center"/>
         <w:rPr>
+          <w:rFonts w:ascii="Times New Roman" w:hAnsi="Times New Roman" w:cs="Times New Roman"/>
           <w:sz w:val="72"/>
           <w:lang w:val="en-US"/>
         </w:rPr>
       </w:pPr>
       <w:r>
         <w:rPr>
+          <w:rFonts w:ascii="Times New Roman" w:hAnsi="Times New Roman" w:cs="Times New Roman"/>
           <w:sz w:val="72"/>
           <w:lang w:val="en-US"/>
         </w:rPr>
@@ -91,42 +94,68 @@
     </w:p>
     <w:p>
       <w:pPr>
+        <w:spacing w:after="120" w:line="240" w:lineRule="auto"/>
         <w:jc w:val="right"/>
         <w:rPr>
-          <w:sz w:val="32"/>
+          <w:rFonts w:ascii="Times New Roman" w:hAnsi="Times New Roman" w:cs="Times New Roman"/>
+          <w:sz w:val="28"/>
         </w:rPr>
       </w:pPr>
       <w:r>
         <w:rPr>
-          <w:sz w:val="32"/>
+          <w:rFonts w:ascii="Times New Roman" w:hAnsi="Times New Roman" w:cs="Times New Roman"/>
+          <w:sz w:val="28"/>
         </w:rPr>
         <w:t>Makkai Nándor</w:t>
       </w:r>
     </w:p>
     <w:p>
       <w:pPr>
+        <w:spacing w:after="120" w:line="240" w:lineRule="auto"/>
         <w:jc w:val="right"/>
         <w:rPr>
-          <w:sz w:val="32"/>
+          <w:rFonts w:ascii="Times New Roman" w:hAnsi="Times New Roman" w:cs="Times New Roman"/>
+          <w:sz w:val="28"/>
         </w:rPr>
       </w:pPr>
       <w:r>
         <w:rPr>
-          <w:sz w:val="32"/>
+          <w:rFonts w:ascii="Times New Roman" w:hAnsi="Times New Roman" w:cs="Times New Roman"/>
+          <w:sz w:val="28"/>
+        </w:rPr>
+        <w:t>Sapientia EMTE</w:t>
+      </w:r>
+    </w:p>
+    <w:p>
+      <w:pPr>
+        <w:spacing w:after="120" w:line="240" w:lineRule="auto"/>
+        <w:jc w:val="right"/>
+        <w:rPr>
+          <w:rFonts w:ascii="Times New Roman" w:hAnsi="Times New Roman" w:cs="Times New Roman"/>
+          <w:sz w:val="28"/>
+        </w:rPr>
+      </w:pPr>
+      <w:r>
+        <w:rPr>
+          <w:rFonts w:ascii="Times New Roman" w:hAnsi="Times New Roman" w:cs="Times New Roman"/>
+          <w:sz w:val="28"/>
         </w:rPr>
         <w:t>Szoftverfejlesztés I. év</w:t>
       </w:r>
     </w:p>
     <w:p>
       <w:pPr>
+        <w:spacing w:after="120" w:line="240" w:lineRule="auto"/>
         <w:jc w:val="right"/>
         <w:rPr>
-          <w:sz w:val="32"/>
+          <w:rFonts w:ascii="Times New Roman" w:hAnsi="Times New Roman" w:cs="Times New Roman"/>
+          <w:sz w:val="28"/>
         </w:rPr>
       </w:pPr>
       <w:r>
         <w:rPr>
-          <w:sz w:val="32"/>
+          <w:rFonts w:ascii="Times New Roman" w:hAnsi="Times New Roman" w:cs="Times New Roman"/>
+          <w:sz w:val="28"/>
         </w:rPr>
         <w:t>Szoftver rendszerek tervezése</w:t>
       </w:r>
@@ -136,31 +165,369 @@
         <w:spacing w:before="2900"/>
         <w:jc w:val="center"/>
         <w:rPr>
+          <w:rFonts w:ascii="Times New Roman" w:hAnsi="Times New Roman" w:cs="Times New Roman"/>
           <w:sz w:val="28"/>
         </w:rPr>
       </w:pPr>
       <w:r>
         <w:rPr>
+          <w:rFonts w:ascii="Times New Roman" w:hAnsi="Times New Roman" w:cs="Times New Roman"/>
           <w:sz w:val="28"/>
         </w:rPr>
-        <w:t>Sapientia EMTE</w:t>
+        <w:t>Marosvásárhely</w:t>
       </w:r>
     </w:p>
     <w:p>
       <w:pPr>
         <w:jc w:val="center"/>
         <w:rPr>
+          <w:rFonts w:ascii="Times New Roman" w:hAnsi="Times New Roman" w:cs="Times New Roman"/>
           <w:sz w:val="28"/>
         </w:rPr>
       </w:pPr>
       <w:r>
         <w:rPr>
+          <w:rFonts w:ascii="Times New Roman" w:hAnsi="Times New Roman" w:cs="Times New Roman"/>
           <w:sz w:val="28"/>
         </w:rPr>
         <w:t>2022</w:t>
       </w:r>
+    </w:p>
+    <w:p>
+      <w:pPr>
+        <w:pStyle w:val="MyHeader1"/>
+      </w:pPr>
+      <w:r>
+        <w:lastRenderedPageBreak/>
+        <w:t>Bevezetés</w:t>
+      </w:r>
+    </w:p>
+    <w:p>
+      <w:pPr>
+        <w:pStyle w:val="MyText"/>
+        <w:ind w:left="0" w:firstLine="0"/>
+      </w:pPr>
+      <w:r>
+        <w:t xml:space="preserve">Az ember és számítógép közötti </w:t>
+      </w:r>
+      <w:proofErr w:type="gramStart"/>
+      <w:r>
+        <w:t>interakciók</w:t>
+      </w:r>
+      <w:proofErr w:type="gramEnd"/>
+      <w:r>
+        <w:t xml:space="preserve"> (HCI)</w:t>
+      </w:r>
+      <w:r>
+        <w:t xml:space="preserve"> megvalósulásáért számos eszköz jött létre. Ilyen például az egér, amely segítségével a felhaszn</w:t>
+      </w:r>
+      <w:r>
+        <w:t xml:space="preserve">áló mozgatni tudja a kurzort és különböző </w:t>
+      </w:r>
+      <w:proofErr w:type="gramStart"/>
+      <w:r>
+        <w:t>akciókat</w:t>
+      </w:r>
+      <w:proofErr w:type="gramEnd"/>
+      <w:r>
+        <w:t xml:space="preserve"> hajthat végre vele. Az </w:t>
+      </w:r>
+      <w:r>
+        <w:t xml:space="preserve">évek során </w:t>
+      </w:r>
+      <w:r>
+        <w:t xml:space="preserve">megjelentek a kábel nélküli, </w:t>
+      </w:r>
+      <w:proofErr w:type="spellStart"/>
+      <w:r>
+        <w:t>Bluetooth-os</w:t>
+      </w:r>
+      <w:proofErr w:type="spellEnd"/>
+      <w:r>
+        <w:t xml:space="preserve"> </w:t>
+      </w:r>
+      <w:r>
+        <w:t>egerek, e</w:t>
+      </w:r>
+      <w:r>
+        <w:t xml:space="preserve">zek működése még mindig függ egyéb eszközöktől, például az elemtől, akkumulátortól, amely az áramot szolgáltatja, vagy a </w:t>
+      </w:r>
+      <w:proofErr w:type="spellStart"/>
+      <w:r>
+        <w:t>dongle-től</w:t>
+      </w:r>
+      <w:proofErr w:type="spellEnd"/>
+      <w:r>
+        <w:t>, amelyet a számítógépbe kell helyezni az egér működéséhez.</w:t>
+      </w:r>
+      <w:r>
+        <w:t xml:space="preserve"> </w:t>
+      </w:r>
+    </w:p>
+    <w:p>
+      <w:pPr>
+        <w:pStyle w:val="MyHeader1"/>
+      </w:pPr>
+      <w:r>
+        <w:t>Célkitűzések</w:t>
+      </w:r>
+    </w:p>
+    <w:p>
+      <w:pPr>
+        <w:pStyle w:val="MyText"/>
+        <w:ind w:left="0" w:firstLine="0"/>
+      </w:pPr>
+      <w:r>
+        <w:t>A projektem célja ennek a függőségnek a feloldása</w:t>
+      </w:r>
+      <w:r>
+        <w:t xml:space="preserve"> és a fizikai egér helyettesítése</w:t>
+      </w:r>
+      <w:r>
+        <w:t xml:space="preserve"> volt egy</w:t>
+      </w:r>
+      <w:r>
+        <w:t xml:space="preserve"> </w:t>
+      </w:r>
+      <w:proofErr w:type="gramStart"/>
+      <w:r>
+        <w:t>virtuális</w:t>
+      </w:r>
+      <w:proofErr w:type="gramEnd"/>
+      <w:r>
+        <w:t xml:space="preserve"> egér által.</w:t>
+      </w:r>
+      <w:r>
+        <w:t xml:space="preserve"> </w:t>
+      </w:r>
+      <w:r>
+        <w:t>Ez a rendszer</w:t>
+      </w:r>
+      <w:r>
+        <w:t xml:space="preserve"> lehetővé teszi az egérkurzor mozgatását és az egér más funkcióinak elvégzését csupán a kézmozdulatok használatával</w:t>
+      </w:r>
+      <w:r>
+        <w:t>, felismerésével</w:t>
+      </w:r>
+      <w:r>
+        <w:t>. Ezzel a megoldással a felhasználónak csak egy számítógéphez csatlakoztatott kamerára van szüksége</w:t>
+      </w:r>
+      <w:r>
+        <w:t>.</w:t>
+      </w:r>
+    </w:p>
+    <w:p>
+      <w:pPr>
+        <w:pStyle w:val="MyHeader1"/>
+      </w:pPr>
+      <w:r>
+        <w:t>Használt technológiák</w:t>
+      </w:r>
+    </w:p>
+    <w:p>
+      <w:pPr>
+        <w:pStyle w:val="MyText"/>
+        <w:ind w:left="0" w:firstLine="0"/>
+      </w:pPr>
+      <w:r>
+        <w:t>A rendszer fejlesztése Python programozási nyelven történt</w:t>
+      </w:r>
+      <w:r>
+        <w:t xml:space="preserve"> Visual </w:t>
+      </w:r>
+      <w:proofErr w:type="spellStart"/>
+      <w:r>
+        <w:t>Studio</w:t>
+      </w:r>
+      <w:proofErr w:type="spellEnd"/>
+      <w:r>
+        <w:t xml:space="preserve"> </w:t>
+      </w:r>
+      <w:proofErr w:type="spellStart"/>
+      <w:r>
+        <w:t>Code</w:t>
+      </w:r>
+      <w:proofErr w:type="spellEnd"/>
+      <w:r>
+        <w:t xml:space="preserve"> fejlesztői </w:t>
+      </w:r>
+      <w:proofErr w:type="spellStart"/>
+      <w:r>
+        <w:t>környezteben</w:t>
+      </w:r>
+      <w:proofErr w:type="spellEnd"/>
+      <w:r>
+        <w:t xml:space="preserve">. A </w:t>
+      </w:r>
+      <w:r>
+        <w:t xml:space="preserve">képfeldolgozás megvalósításához az </w:t>
+      </w:r>
+      <w:proofErr w:type="spellStart"/>
+      <w:r>
+        <w:t>OpenCV</w:t>
+      </w:r>
+      <w:proofErr w:type="spellEnd"/>
+      <w:r>
+        <w:t xml:space="preserve"> könyvtár csomagot használtam, a</w:t>
+      </w:r>
+      <w:r>
+        <w:t xml:space="preserve"> kéz felismerését </w:t>
+      </w:r>
+      <w:r>
+        <w:t xml:space="preserve">és a kézmozgás nyomon követését a </w:t>
+      </w:r>
+      <w:proofErr w:type="spellStart"/>
+      <w:r>
+        <w:t>MediaPipe</w:t>
+      </w:r>
+      <w:proofErr w:type="spellEnd"/>
+      <w:r>
+        <w:t xml:space="preserve"> segítségével oldottam meg. A kézmozdulatokhoz tartozó egérfunkciókat a </w:t>
+      </w:r>
+      <w:proofErr w:type="spellStart"/>
+      <w:r>
+        <w:t>PyAutoGUI</w:t>
+      </w:r>
+      <w:proofErr w:type="spellEnd"/>
+      <w:r>
+        <w:t xml:space="preserve"> </w:t>
+      </w:r>
+      <w:proofErr w:type="spellStart"/>
+      <w:r>
+        <w:t>python</w:t>
+      </w:r>
+      <w:proofErr w:type="spellEnd"/>
+      <w:r>
+        <w:t xml:space="preserve"> csomaggal valósítottam </w:t>
+      </w:r>
       <w:bookmarkStart w:id="0" w:name="_GoBack"/>
       <w:bookmarkEnd w:id="0"/>
+      <w:r>
+        <w:t>meg.</w:t>
+      </w:r>
+    </w:p>
+    <w:p>
+      <w:pPr>
+        <w:pStyle w:val="MyHeader1"/>
+      </w:pPr>
+      <w:r>
+        <w:t>Felhasználói követelmények</w:t>
+      </w:r>
+    </w:p>
+    <w:p>
+      <w:pPr>
+        <w:pStyle w:val="MyText"/>
+        <w:ind w:left="0" w:firstLine="0"/>
+      </w:pPr>
+    </w:p>
+    <w:p>
+      <w:pPr>
+        <w:pStyle w:val="MyHeader1"/>
+      </w:pPr>
+      <w:r>
+        <w:t>Rendszerkövetelmények</w:t>
+      </w:r>
+    </w:p>
+    <w:p>
+      <w:pPr>
+        <w:pStyle w:val="MyHeader2"/>
+      </w:pPr>
+      <w:proofErr w:type="gramStart"/>
+      <w:r>
+        <w:t>Funkcionális</w:t>
+      </w:r>
+      <w:proofErr w:type="gramEnd"/>
+      <w:r>
+        <w:t xml:space="preserve"> követelmények</w:t>
+      </w:r>
+    </w:p>
+    <w:p>
+      <w:pPr>
+        <w:pStyle w:val="MyHeader2"/>
+      </w:pPr>
+      <w:r>
+        <w:t xml:space="preserve">Nem </w:t>
+      </w:r>
+      <w:proofErr w:type="gramStart"/>
+      <w:r>
+        <w:t>funkcionális</w:t>
+      </w:r>
+      <w:proofErr w:type="gramEnd"/>
+      <w:r>
+        <w:t xml:space="preserve"> követelmények</w:t>
+      </w:r>
+    </w:p>
+    <w:p>
+      <w:pPr>
+        <w:pStyle w:val="MyHeader1"/>
+      </w:pPr>
+      <w:r>
+        <w:t>Tervezés</w:t>
+      </w:r>
+    </w:p>
+    <w:p>
+      <w:pPr>
+        <w:pStyle w:val="MyHeader1"/>
+      </w:pPr>
+      <w:r>
+        <w:t>Bibliográfia</w:t>
+      </w:r>
+    </w:p>
+    <w:p>
+      <w:pPr>
+        <w:pStyle w:val="MyText"/>
+        <w:ind w:left="0" w:firstLine="0"/>
+      </w:pPr>
+      <w:hyperlink r:id="rId6" w:history="1">
+        <w:r>
+          <w:rPr>
+            <w:rStyle w:val="Hiperhivatkozs"/>
+          </w:rPr>
+          <w:t>https://www.hindawi.com/journals/jhe/2021/8133076/</w:t>
+        </w:r>
+      </w:hyperlink>
+    </w:p>
+    <w:p>
+      <w:pPr>
+        <w:pStyle w:val="MyText"/>
+        <w:ind w:left="0" w:firstLine="0"/>
+      </w:pPr>
+      <w:hyperlink r:id="rId7" w:history="1">
+        <w:r>
+          <w:rPr>
+            <w:rStyle w:val="Hiperhivatkozs"/>
+          </w:rPr>
+          <w:t>https://ieeexplore.ieee.org/abstract/document/8934612</w:t>
+        </w:r>
+      </w:hyperlink>
+    </w:p>
+    <w:p>
+      <w:pPr>
+        <w:pStyle w:val="MyText"/>
+        <w:ind w:left="0" w:firstLine="0"/>
+      </w:pPr>
+      <w:hyperlink r:id="rId8" w:history="1">
+        <w:r>
+          <w:rPr>
+            <w:rStyle w:val="Hiperhivatkozs"/>
+          </w:rPr>
+          <w:t>https://ai.googleblog.com/2019/08/on-device-real-time-hand-tracking-with.html</w:t>
+        </w:r>
+      </w:hyperlink>
+    </w:p>
+    <w:p>
+      <w:pPr>
+        <w:pStyle w:val="MyText"/>
+        <w:ind w:left="0" w:firstLine="0"/>
+      </w:pPr>
+      <w:hyperlink r:id="rId9" w:history="1">
+        <w:r>
+          <w:rPr>
+            <w:rStyle w:val="Hiperhivatkozs"/>
+          </w:rPr>
+          <w:t>https://google.github.io/mediapipe/solutions/hands.html</w:t>
+        </w:r>
+      </w:hyperlink>
     </w:p>
     <w:sectPr>
       <w:pgSz w:w="11906" w:h="16838"/>
@@ -175,6 +542,98 @@
 <file path=word/numbering.xml><?xml version="1.0" encoding="utf-8"?>
 <w:numbering xmlns:wpc="http://schemas.microsoft.com/office/word/2010/wordprocessingCanvas" xmlns:cx="http://schemas.microsoft.com/office/drawing/2014/chartex" xmlns:mc="http://schemas.openxmlformats.org/markup-compatibility/2006" xmlns:o="urn:schemas-microsoft-com:office:office" xmlns:r="http://schemas.openxmlformats.org/officeDocument/2006/relationships" xmlns:m="http://schemas.openxmlformats.org/officeDocument/2006/math" xmlns:v="urn:schemas-microsoft-com:vml" xmlns:wp14="http://schemas.microsoft.com/office/word/2010/wordprocessingDrawing" xmlns:wp="http://schemas.openxmlformats.org/drawingml/2006/wordprocessingDrawing" xmlns:w10="urn:schemas-microsoft-com:office:word" xmlns:w="http://schemas.openxmlformats.org/wordprocessingml/2006/main" xmlns:w14="http://schemas.microsoft.com/office/word/2010/wordml" xmlns:w15="http://schemas.microsoft.com/office/word/2012/wordml" xmlns:w16se="http://schemas.microsoft.com/office/word/2015/wordml/symex" xmlns:wpg="http://schemas.microsoft.com/office/word/2010/wordprocessingGroup" xmlns:wpi="http://schemas.microsoft.com/office/word/2010/wordprocessingInk" xmlns:wne="http://schemas.microsoft.com/office/word/2006/wordml" xmlns:wps="http://schemas.microsoft.com/office/word/2010/wordprocessingShape" mc:Ignorable="w14 w15 w16se wp14">
   <w:abstractNum w:abstractNumId="0" w15:restartNumberingAfterBreak="0">
+    <w:nsid w:val="0EDE7D5D"/>
+    <w:multiLevelType w:val="multilevel"/>
+    <w:tmpl w:val="E3B05514"/>
+    <w:lvl w:ilvl="0">
+      <w:start w:val="1"/>
+      <w:numFmt w:val="decimal"/>
+      <w:pStyle w:val="MyHeader1"/>
+      <w:lvlText w:val="%1."/>
+      <w:lvlJc w:val="left"/>
+      <w:pPr>
+        <w:ind w:left="360" w:hanging="360"/>
+      </w:pPr>
+      <w:rPr>
+        <w:rFonts w:hint="default"/>
+      </w:rPr>
+    </w:lvl>
+    <w:lvl w:ilvl="1">
+      <w:start w:val="1"/>
+      <w:numFmt w:val="decimal"/>
+      <w:pStyle w:val="MyHeader2"/>
+      <w:lvlText w:val="%1.%2."/>
+      <w:lvlJc w:val="left"/>
+      <w:pPr>
+        <w:ind w:left="792" w:hanging="432"/>
+      </w:pPr>
+    </w:lvl>
+    <w:lvl w:ilvl="2">
+      <w:start w:val="1"/>
+      <w:numFmt w:val="decimal"/>
+      <w:pStyle w:val="MyHeader3"/>
+      <w:lvlText w:val="%1.%2.%3."/>
+      <w:lvlJc w:val="left"/>
+      <w:pPr>
+        <w:ind w:left="1224" w:hanging="504"/>
+      </w:pPr>
+    </w:lvl>
+    <w:lvl w:ilvl="3">
+      <w:start w:val="1"/>
+      <w:numFmt w:val="decimal"/>
+      <w:lvlText w:val="%1.%2.%3.%4."/>
+      <w:lvlJc w:val="left"/>
+      <w:pPr>
+        <w:ind w:left="1728" w:hanging="648"/>
+      </w:pPr>
+    </w:lvl>
+    <w:lvl w:ilvl="4">
+      <w:start w:val="1"/>
+      <w:numFmt w:val="decimal"/>
+      <w:lvlText w:val="%1.%2.%3.%4.%5."/>
+      <w:lvlJc w:val="left"/>
+      <w:pPr>
+        <w:ind w:left="2232" w:hanging="792"/>
+      </w:pPr>
+    </w:lvl>
+    <w:lvl w:ilvl="5">
+      <w:start w:val="1"/>
+      <w:numFmt w:val="decimal"/>
+      <w:lvlText w:val="%1.%2.%3.%4.%5.%6."/>
+      <w:lvlJc w:val="left"/>
+      <w:pPr>
+        <w:ind w:left="2736" w:hanging="936"/>
+      </w:pPr>
+    </w:lvl>
+    <w:lvl w:ilvl="6">
+      <w:start w:val="1"/>
+      <w:numFmt w:val="decimal"/>
+      <w:lvlText w:val="%1.%2.%3.%4.%5.%6.%7."/>
+      <w:lvlJc w:val="left"/>
+      <w:pPr>
+        <w:ind w:left="3240" w:hanging="1080"/>
+      </w:pPr>
+    </w:lvl>
+    <w:lvl w:ilvl="7">
+      <w:start w:val="1"/>
+      <w:numFmt w:val="decimal"/>
+      <w:lvlText w:val="%1.%2.%3.%4.%5.%6.%7.%8."/>
+      <w:lvlJc w:val="left"/>
+      <w:pPr>
+        <w:ind w:left="3744" w:hanging="1224"/>
+      </w:pPr>
+    </w:lvl>
+    <w:lvl w:ilvl="8">
+      <w:start w:val="1"/>
+      <w:numFmt w:val="decimal"/>
+      <w:lvlText w:val="%1.%2.%3.%4.%5.%6.%7.%8.%9."/>
+      <w:lvlJc w:val="left"/>
+      <w:pPr>
+        <w:ind w:left="4320" w:hanging="1440"/>
+      </w:pPr>
+    </w:lvl>
+  </w:abstractNum>
+  <w:abstractNum w:abstractNumId="1" w15:restartNumberingAfterBreak="0">
     <w:nsid w:val="24131F3D"/>
     <w:multiLevelType w:val="hybridMultilevel"/>
     <w:tmpl w:val="34064416"/>
@@ -260,7 +719,7 @@
       </w:pPr>
     </w:lvl>
   </w:abstractNum>
-  <w:abstractNum w:abstractNumId="1" w15:restartNumberingAfterBreak="0">
+  <w:abstractNum w:abstractNumId="2" w15:restartNumberingAfterBreak="0">
     <w:nsid w:val="2EED6756"/>
     <w:multiLevelType w:val="hybridMultilevel"/>
     <w:tmpl w:val="5824D63E"/>
@@ -346,7 +805,7 @@
       </w:pPr>
     </w:lvl>
   </w:abstractNum>
-  <w:abstractNum w:abstractNumId="2" w15:restartNumberingAfterBreak="0">
+  <w:abstractNum w:abstractNumId="3" w15:restartNumberingAfterBreak="0">
     <w:nsid w:val="407E6217"/>
     <w:multiLevelType w:val="hybridMultilevel"/>
     <w:tmpl w:val="8C2AB2B0"/>
@@ -432,7 +891,7 @@
       </w:pPr>
     </w:lvl>
   </w:abstractNum>
-  <w:abstractNum w:abstractNumId="3" w15:restartNumberingAfterBreak="0">
+  <w:abstractNum w:abstractNumId="4" w15:restartNumberingAfterBreak="0">
     <w:nsid w:val="45C00E98"/>
     <w:multiLevelType w:val="hybridMultilevel"/>
     <w:tmpl w:val="35100408"/>
@@ -519,16 +978,19 @@
     </w:lvl>
   </w:abstractNum>
   <w:num w:numId="1">
-    <w:abstractNumId w:val="0"/>
+    <w:abstractNumId w:val="1"/>
   </w:num>
   <w:num w:numId="2">
+    <w:abstractNumId w:val="3"/>
+  </w:num>
+  <w:num w:numId="3">
     <w:abstractNumId w:val="2"/>
   </w:num>
-  <w:num w:numId="3">
-    <w:abstractNumId w:val="1"/>
+  <w:num w:numId="4">
+    <w:abstractNumId w:val="4"/>
   </w:num>
-  <w:num w:numId="4">
-    <w:abstractNumId w:val="3"/>
+  <w:num w:numId="5">
+    <w:abstractNumId w:val="0"/>
   </w:num>
 </w:numbering>
 </file>
@@ -1000,6 +1462,7 @@
   <w:style w:type="paragraph" w:styleId="Listaszerbekezds">
     <w:name w:val="List Paragraph"/>
     <w:basedOn w:val="Norml"/>
+    <w:link w:val="ListaszerbekezdsChar"/>
     <w:uiPriority w:val="34"/>
     <w:qFormat/>
     <w:rsid w:val="005166E8"/>
@@ -1007,6 +1470,140 @@
       <w:ind w:left="720"/>
       <w:contextualSpacing/>
     </w:pPr>
+  </w:style>
+  <w:style w:type="paragraph" w:customStyle="1" w:styleId="MyHeader1">
+    <w:name w:val="MyHeader1"/>
+    <w:basedOn w:val="Listaszerbekezds"/>
+    <w:link w:val="MyHeader1Char"/>
+    <w:qFormat/>
+    <w:rsid w:val="00E163A0"/>
+    <w:pPr>
+      <w:numPr>
+        <w:numId w:val="5"/>
+      </w:numPr>
+      <w:spacing w:line="240" w:lineRule="auto"/>
+      <w:ind w:left="357" w:hanging="357"/>
+    </w:pPr>
+    <w:rPr>
+      <w:rFonts w:ascii="Times New Roman" w:hAnsi="Times New Roman" w:cs="Times New Roman"/>
+      <w:color w:val="2E74B5" w:themeColor="accent1" w:themeShade="BF"/>
+      <w:sz w:val="32"/>
+    </w:rPr>
+  </w:style>
+  <w:style w:type="paragraph" w:customStyle="1" w:styleId="MyHeader2">
+    <w:name w:val="MyHeader2"/>
+    <w:basedOn w:val="Listaszerbekezds"/>
+    <w:link w:val="MyHeader2Char"/>
+    <w:qFormat/>
+    <w:rsid w:val="00E163A0"/>
+    <w:pPr>
+      <w:numPr>
+        <w:ilvl w:val="1"/>
+        <w:numId w:val="5"/>
+      </w:numPr>
+      <w:ind w:left="432"/>
+    </w:pPr>
+    <w:rPr>
+      <w:rFonts w:ascii="Times New Roman" w:hAnsi="Times New Roman" w:cs="Times New Roman"/>
+      <w:color w:val="2E74B5" w:themeColor="accent1" w:themeShade="BF"/>
+      <w:sz w:val="28"/>
+    </w:rPr>
+  </w:style>
+  <w:style w:type="character" w:customStyle="1" w:styleId="ListaszerbekezdsChar">
+    <w:name w:val="Listaszerű bekezdés Char"/>
+    <w:basedOn w:val="Bekezdsalapbettpusa"/>
+    <w:link w:val="Listaszerbekezds"/>
+    <w:uiPriority w:val="34"/>
+    <w:rsid w:val="005141C5"/>
+  </w:style>
+  <w:style w:type="character" w:customStyle="1" w:styleId="MyHeader1Char">
+    <w:name w:val="MyHeader1 Char"/>
+    <w:basedOn w:val="ListaszerbekezdsChar"/>
+    <w:link w:val="MyHeader1"/>
+    <w:rsid w:val="00E163A0"/>
+    <w:rPr>
+      <w:rFonts w:ascii="Times New Roman" w:hAnsi="Times New Roman" w:cs="Times New Roman"/>
+      <w:color w:val="2E74B5" w:themeColor="accent1" w:themeShade="BF"/>
+      <w:sz w:val="32"/>
+    </w:rPr>
+  </w:style>
+  <w:style w:type="paragraph" w:customStyle="1" w:styleId="MyHeader3">
+    <w:name w:val="MyHeader3"/>
+    <w:basedOn w:val="Listaszerbekezds"/>
+    <w:link w:val="MyHeader3Char"/>
+    <w:qFormat/>
+    <w:rsid w:val="00E163A0"/>
+    <w:pPr>
+      <w:numPr>
+        <w:ilvl w:val="2"/>
+        <w:numId w:val="5"/>
+      </w:numPr>
+      <w:ind w:left="504"/>
+    </w:pPr>
+    <w:rPr>
+      <w:rFonts w:ascii="Times New Roman" w:hAnsi="Times New Roman" w:cs="Times New Roman"/>
+      <w:color w:val="2E74B5" w:themeColor="accent1" w:themeShade="BF"/>
+      <w:sz w:val="24"/>
+    </w:rPr>
+  </w:style>
+  <w:style w:type="character" w:customStyle="1" w:styleId="MyHeader2Char">
+    <w:name w:val="MyHeader2 Char"/>
+    <w:basedOn w:val="ListaszerbekezdsChar"/>
+    <w:link w:val="MyHeader2"/>
+    <w:rsid w:val="00E163A0"/>
+    <w:rPr>
+      <w:rFonts w:ascii="Times New Roman" w:hAnsi="Times New Roman" w:cs="Times New Roman"/>
+      <w:color w:val="2E74B5" w:themeColor="accent1" w:themeShade="BF"/>
+      <w:sz w:val="28"/>
+    </w:rPr>
+  </w:style>
+  <w:style w:type="paragraph" w:customStyle="1" w:styleId="MyText">
+    <w:name w:val="MyText"/>
+    <w:basedOn w:val="Norml"/>
+    <w:link w:val="MyTextChar"/>
+    <w:qFormat/>
+    <w:rsid w:val="008643C9"/>
+    <w:pPr>
+      <w:spacing w:after="0" w:line="360" w:lineRule="auto"/>
+      <w:ind w:left="340" w:firstLine="709"/>
+      <w:jc w:val="both"/>
+    </w:pPr>
+    <w:rPr>
+      <w:rFonts w:ascii="Times New Roman" w:hAnsi="Times New Roman"/>
+      <w:sz w:val="24"/>
+    </w:rPr>
+  </w:style>
+  <w:style w:type="character" w:customStyle="1" w:styleId="MyHeader3Char">
+    <w:name w:val="MyHeader3 Char"/>
+    <w:basedOn w:val="ListaszerbekezdsChar"/>
+    <w:link w:val="MyHeader3"/>
+    <w:rsid w:val="00E163A0"/>
+    <w:rPr>
+      <w:rFonts w:ascii="Times New Roman" w:hAnsi="Times New Roman" w:cs="Times New Roman"/>
+      <w:color w:val="2E74B5" w:themeColor="accent1" w:themeShade="BF"/>
+      <w:sz w:val="24"/>
+    </w:rPr>
+  </w:style>
+  <w:style w:type="character" w:styleId="Hiperhivatkozs">
+    <w:name w:val="Hyperlink"/>
+    <w:basedOn w:val="Bekezdsalapbettpusa"/>
+    <w:uiPriority w:val="99"/>
+    <w:unhideWhenUsed/>
+    <w:rsid w:val="00DB6CC1"/>
+    <w:rPr>
+      <w:color w:val="0563C1" w:themeColor="hyperlink"/>
+      <w:u w:val="single"/>
+    </w:rPr>
+  </w:style>
+  <w:style w:type="character" w:customStyle="1" w:styleId="MyTextChar">
+    <w:name w:val="MyText Char"/>
+    <w:basedOn w:val="Bekezdsalapbettpusa"/>
+    <w:link w:val="MyText"/>
+    <w:rsid w:val="008643C9"/>
+    <w:rPr>
+      <w:rFonts w:ascii="Times New Roman" w:hAnsi="Times New Roman"/>
+      <w:sz w:val="24"/>
+    </w:rPr>
   </w:style>
 </w:styles>
 </file>

--- a/docs/documentation.docx
+++ b/docs/documentation.docx
@@ -40,7 +40,7 @@
                     <pic:cNvPicPr/>
                   </pic:nvPicPr>
                   <pic:blipFill>
-                    <a:blip r:embed="rId5" cstate="print">
+                    <a:blip r:embed="rId6" cstate="print">
                       <a:extLst>
                         <a:ext uri="{28A0092B-C50C-407E-A947-70E740481C1C}">
                           <a14:useLocalDpi xmlns:a14="http://schemas.microsoft.com/office/drawing/2010/main" val="0"/>
@@ -205,7 +205,6 @@
     <w:p>
       <w:pPr>
         <w:pStyle w:val="MyText"/>
-        <w:ind w:left="0" w:firstLine="0"/>
       </w:pPr>
       <w:r>
         <w:t xml:space="preserve">Az ember és számítógép közötti </w:t>
@@ -275,7 +274,6 @@
     <w:p>
       <w:pPr>
         <w:pStyle w:val="MyText"/>
-        <w:ind w:left="0" w:firstLine="0"/>
       </w:pPr>
       <w:r>
         <w:t>A projektem célja ennek a függőségnek a feloldása</w:t>
@@ -327,7 +325,6 @@
     <w:p>
       <w:pPr>
         <w:pStyle w:val="MyText"/>
-        <w:ind w:left="0" w:firstLine="0"/>
       </w:pPr>
       <w:r>
         <w:t>A rendszer fejlesztése Python programozási nyelven történt</w:t>
@@ -398,87 +395,1365 @@
       </w:r>
       <w:proofErr w:type="spellEnd"/>
       <w:r>
-        <w:t xml:space="preserve"> csomaggal valósítottam </w:t>
+        <w:t xml:space="preserve"> csomaggal valósítottam meg.</w:t>
+      </w:r>
+    </w:p>
+    <w:p>
+      <w:pPr>
+        <w:pStyle w:val="MyHeader1"/>
+      </w:pPr>
+      <w:r>
+        <w:t>Felhasználói követelmények</w:t>
+      </w:r>
+    </w:p>
+    <w:p>
+      <w:pPr>
+        <w:pStyle w:val="MyText"/>
+      </w:pPr>
+      <w:r>
+        <w:t xml:space="preserve">A rendszer használatához a felhasználónak rendelkeznie kell egy számítógéphez csatlakoztatott kamerára. Ezen kívül szükség van egy telepített Python </w:t>
+      </w:r>
+      <w:proofErr w:type="spellStart"/>
+      <w:r>
+        <w:t>interpreterre</w:t>
+      </w:r>
+      <w:proofErr w:type="spellEnd"/>
+      <w:r>
+        <w:t xml:space="preserve">, amellyel futtatni lehet a programot. A program használatához a felhasználónak ismernie kell a kézmozdulatokat, amelyek kiváltják az egér </w:t>
+      </w:r>
+      <w:proofErr w:type="gramStart"/>
+      <w:r>
+        <w:t>funkciókat</w:t>
+      </w:r>
+      <w:proofErr w:type="gramEnd"/>
+      <w:r>
+        <w:t xml:space="preserve">. A kézmozdulatok az egyes felemelt ujjakat jelentik és a rendszer a következőkre tud </w:t>
+      </w:r>
+      <w:proofErr w:type="gramStart"/>
+      <w:r>
+        <w:t>reagálni</w:t>
+      </w:r>
+      <w:proofErr w:type="gramEnd"/>
+      <w:r>
+        <w:t>:</w:t>
+      </w:r>
+    </w:p>
+    <w:p>
+      <w:pPr>
+        <w:pStyle w:val="MyText"/>
+        <w:numPr>
+          <w:ilvl w:val="0"/>
+          <w:numId w:val="7"/>
+        </w:numPr>
+      </w:pPr>
+      <w:r>
+        <w:t>Mutató ujj felemelve: egérkurzor mozgatása</w:t>
+      </w:r>
+    </w:p>
+    <w:p>
+      <w:pPr>
+        <w:pStyle w:val="MyText"/>
+        <w:numPr>
+          <w:ilvl w:val="0"/>
+          <w:numId w:val="7"/>
+        </w:numPr>
+      </w:pPr>
+      <w:r>
+        <w:t>Mutató és középső ujj felemelve: egérkurzor gyorsabb mozgatása</w:t>
+      </w:r>
+    </w:p>
+    <w:p>
+      <w:pPr>
+        <w:pStyle w:val="MyText"/>
+        <w:numPr>
+          <w:ilvl w:val="0"/>
+          <w:numId w:val="7"/>
+        </w:numPr>
+      </w:pPr>
+      <w:r>
+        <w:t>Mutató és kisujj/Mutató, középső és kisujj felemelve: klikkelés (bal), közben nem mozgatható a kurzor</w:t>
+      </w:r>
+    </w:p>
+    <w:p>
+      <w:pPr>
+        <w:pStyle w:val="MyText"/>
+        <w:numPr>
+          <w:ilvl w:val="0"/>
+          <w:numId w:val="7"/>
+        </w:numPr>
+      </w:pPr>
+      <w:r>
+        <w:t>Mutató, középső, gyűrűs és kisujj felemelve: bal egérgomb lenyomása, közben mozgatható a kurzor (</w:t>
+      </w:r>
+      <w:proofErr w:type="spellStart"/>
+      <w:r>
+        <w:t>drag</w:t>
+      </w:r>
+      <w:proofErr w:type="spellEnd"/>
+      <w:r>
+        <w:t>)</w:t>
+      </w:r>
+    </w:p>
+    <w:p>
+      <w:pPr>
+        <w:pStyle w:val="MyText"/>
+      </w:pPr>
+    </w:p>
+    <w:p>
+      <w:pPr>
+        <w:pStyle w:val="MyText"/>
+      </w:pPr>
+    </w:p>
+    <w:p>
+      <w:pPr>
+        <w:pStyle w:val="MyHeader1"/>
+      </w:pPr>
+      <w:r>
+        <w:lastRenderedPageBreak/>
+        <w:t>Rendszerkövetelmények</w:t>
+      </w:r>
+    </w:p>
+    <w:p>
+      <w:pPr>
+        <w:pStyle w:val="MyHeader2"/>
+      </w:pPr>
+      <w:proofErr w:type="gramStart"/>
+      <w:r>
+        <w:t>Funkcionális</w:t>
+      </w:r>
+      <w:proofErr w:type="gramEnd"/>
+      <w:r>
+        <w:t xml:space="preserve"> követelmények</w:t>
+      </w:r>
+    </w:p>
+    <w:p>
+      <w:pPr>
+        <w:pStyle w:val="MyText"/>
+      </w:pPr>
+      <w:r>
+        <w:t xml:space="preserve">A rendszernek tudnia kell a számítógéphez csatlakoztatott kamera által szolgáltatott képen felismerni az emberi </w:t>
+      </w:r>
+      <w:proofErr w:type="spellStart"/>
+      <w:r>
+        <w:t>kézt</w:t>
+      </w:r>
+      <w:proofErr w:type="spellEnd"/>
+      <w:r>
+        <w:t xml:space="preserve">, meghatározni, hogy mely ujjak vannak felemelve és ettől függően az adott egér funkcionalitást elvégezni. Az egér funkcionalitások a következők: kurzor mozgatása, klikkelés, </w:t>
+      </w:r>
+      <w:proofErr w:type="spellStart"/>
+      <w:r>
+        <w:t>drag</w:t>
+      </w:r>
+      <w:proofErr w:type="spellEnd"/>
+      <w:r>
+        <w:t>-and-</w:t>
+      </w:r>
+      <w:proofErr w:type="spellStart"/>
+      <w:r>
+        <w:t>drop</w:t>
+      </w:r>
+      <w:proofErr w:type="spellEnd"/>
+      <w:r>
+        <w:t>.</w:t>
+      </w:r>
+    </w:p>
+    <w:p>
+      <w:pPr>
+        <w:pStyle w:val="MyHeader2"/>
+      </w:pPr>
+      <w:r>
+        <w:t xml:space="preserve">Nem </w:t>
+      </w:r>
+      <w:proofErr w:type="gramStart"/>
+      <w:r>
+        <w:t>funkcionális</w:t>
+      </w:r>
+      <w:proofErr w:type="gramEnd"/>
+      <w:r>
+        <w:t xml:space="preserve"> követelmények</w:t>
+      </w:r>
+    </w:p>
+    <w:p>
+      <w:pPr>
+        <w:pStyle w:val="MyText"/>
+      </w:pPr>
+      <w:r>
+        <w:t xml:space="preserve">A rendszer működéséhez szükséges egy kamera. A </w:t>
+      </w:r>
+      <w:proofErr w:type="spellStart"/>
+      <w:r>
+        <w:t>MediaPipe</w:t>
+      </w:r>
+      <w:proofErr w:type="spellEnd"/>
+      <w:r>
+        <w:t xml:space="preserve"> a kézfelismerést a CPU-n végzi, ezért a teljesítmény érdekében szükség van egy jó minőségű processzorra. A program futtatásához Python </w:t>
+      </w:r>
+      <w:proofErr w:type="spellStart"/>
+      <w:r>
+        <w:t>interpreterre</w:t>
+      </w:r>
+      <w:proofErr w:type="spellEnd"/>
+      <w:r>
+        <w:t xml:space="preserve"> van szükség, valamint a </w:t>
+      </w:r>
+      <w:proofErr w:type="spellStart"/>
+      <w:r>
+        <w:t>mediapipe</w:t>
+      </w:r>
+      <w:proofErr w:type="spellEnd"/>
+      <w:r>
+        <w:t xml:space="preserve">, </w:t>
+      </w:r>
+      <w:proofErr w:type="spellStart"/>
+      <w:r>
+        <w:t>opencv</w:t>
+      </w:r>
+      <w:proofErr w:type="spellEnd"/>
+      <w:r>
+        <w:t xml:space="preserve"> és </w:t>
+      </w:r>
+      <w:proofErr w:type="spellStart"/>
+      <w:r>
+        <w:t>pyautogui</w:t>
+      </w:r>
+      <w:proofErr w:type="spellEnd"/>
+      <w:r>
+        <w:t xml:space="preserve"> Python csomagokra, a szükséges csomagok teljes listája megtalálható a requirements.txt </w:t>
+      </w:r>
+      <w:proofErr w:type="gramStart"/>
+      <w:r>
+        <w:t>fájlban</w:t>
+      </w:r>
+      <w:proofErr w:type="gramEnd"/>
+      <w:r>
+        <w:t>. A fejlesztés Windows operációs rendszeren történt, más rendszereken nem volt tesztelve a működése, ezért ajánlott Windows alatt futtatni.</w:t>
+      </w:r>
+    </w:p>
+    <w:p>
+      <w:pPr>
+        <w:pStyle w:val="MyHeader1"/>
+      </w:pPr>
+      <w:r>
+        <w:t>Fejlesztés menete</w:t>
+      </w:r>
+    </w:p>
+    <w:p>
+      <w:pPr>
+        <w:pStyle w:val="MyText"/>
+      </w:pPr>
+      <w:r>
+        <w:t xml:space="preserve">A fejlesztést azzal kezdtem, hogy létrehoztam egy </w:t>
+      </w:r>
+      <w:proofErr w:type="spellStart"/>
+      <w:r>
+        <w:t>GitHub</w:t>
+      </w:r>
+      <w:proofErr w:type="spellEnd"/>
+      <w:r>
+        <w:t xml:space="preserve"> </w:t>
+      </w:r>
+      <w:proofErr w:type="spellStart"/>
+      <w:r>
+        <w:t>repositoryt</w:t>
+      </w:r>
+      <w:proofErr w:type="spellEnd"/>
+      <w:r>
+        <w:t xml:space="preserve"> és egy kanban </w:t>
+      </w:r>
+      <w:proofErr w:type="spellStart"/>
+      <w:r>
+        <w:t>boardot</w:t>
+      </w:r>
+      <w:proofErr w:type="spellEnd"/>
+      <w:r>
+        <w:t xml:space="preserve"> a </w:t>
+      </w:r>
+      <w:proofErr w:type="spellStart"/>
+      <w:r>
+        <w:t>Trello</w:t>
+      </w:r>
+      <w:proofErr w:type="spellEnd"/>
+      <w:r>
+        <w:t xml:space="preserve"> alkalmazásban, ahol számon tudtam tartani a feladatokat. Megterveztem a kézmozdulatokat és a hozzájuk tartozó egér </w:t>
+      </w:r>
+      <w:proofErr w:type="gramStart"/>
+      <w:r>
+        <w:t>funkciókat</w:t>
+      </w:r>
+      <w:proofErr w:type="gramEnd"/>
+      <w:r>
+        <w:t xml:space="preserve">. Ezt követően létrehoztam egy </w:t>
+      </w:r>
+      <w:proofErr w:type="gramStart"/>
+      <w:r>
+        <w:t>virtuális</w:t>
+      </w:r>
+      <w:proofErr w:type="gramEnd"/>
+      <w:r>
+        <w:t xml:space="preserve"> </w:t>
+      </w:r>
+      <w:proofErr w:type="spellStart"/>
+      <w:r>
+        <w:t>python</w:t>
+      </w:r>
+      <w:proofErr w:type="spellEnd"/>
+      <w:r>
+        <w:t xml:space="preserve"> környezetet a </w:t>
+      </w:r>
+      <w:proofErr w:type="spellStart"/>
+      <w:r>
+        <w:t>virtualenv</w:t>
+      </w:r>
+      <w:proofErr w:type="spellEnd"/>
+      <w:r>
+        <w:t xml:space="preserve"> Python csomag használatával és ezen az izolált környezeten belül fejlesztettem.</w:t>
+      </w:r>
+    </w:p>
+    <w:p>
+      <w:pPr>
+        <w:pStyle w:val="MyHeader2"/>
+        <w:rPr>
+          <w:sz w:val="24"/>
+          <w:szCs w:val="24"/>
+        </w:rPr>
+      </w:pPr>
+      <w:r>
+        <w:t>Kézfelismerés</w:t>
+      </w:r>
+    </w:p>
+    <w:p>
+      <w:pPr>
+        <w:pStyle w:val="MyText"/>
+        <w:rPr>
+          <w:szCs w:val="24"/>
+        </w:rPr>
+      </w:pPr>
+      <w:r>
+        <w:rPr>
+          <w:szCs w:val="24"/>
+        </w:rPr>
+        <w:t xml:space="preserve">A kézfelismerés megvalósításához a </w:t>
+      </w:r>
+      <w:proofErr w:type="spellStart"/>
+      <w:r>
+        <w:rPr>
+          <w:szCs w:val="24"/>
+        </w:rPr>
+        <w:t>MediaPipe-ot</w:t>
+      </w:r>
+      <w:proofErr w:type="spellEnd"/>
+      <w:r>
+        <w:rPr>
+          <w:szCs w:val="24"/>
+        </w:rPr>
+        <w:t xml:space="preserve"> használtam, amely gépi tanuláson alapuló megoldásokat nyújt, például a kézfelismerést. A kamera képét az </w:t>
+      </w:r>
+      <w:proofErr w:type="spellStart"/>
+      <w:r>
+        <w:rPr>
+          <w:szCs w:val="24"/>
+        </w:rPr>
+        <w:t>Opencv</w:t>
+      </w:r>
+      <w:proofErr w:type="spellEnd"/>
+      <w:r>
+        <w:rPr>
+          <w:szCs w:val="24"/>
+        </w:rPr>
+        <w:t xml:space="preserve"> segítségével kaptam meg és adtam át a </w:t>
+      </w:r>
+      <w:proofErr w:type="spellStart"/>
+      <w:r>
+        <w:rPr>
+          <w:szCs w:val="24"/>
+        </w:rPr>
+        <w:t>MadiaPipe-nak</w:t>
+      </w:r>
+      <w:proofErr w:type="spellEnd"/>
+      <w:r>
+        <w:rPr>
+          <w:szCs w:val="24"/>
+        </w:rPr>
+        <w:t xml:space="preserve"> feldolgozásra. Itt figyelni kellett arra, hogy az </w:t>
+      </w:r>
+      <w:proofErr w:type="spellStart"/>
+      <w:r>
+        <w:rPr>
+          <w:szCs w:val="24"/>
+        </w:rPr>
+        <w:t>Opencv</w:t>
+      </w:r>
+      <w:proofErr w:type="spellEnd"/>
+      <w:r>
+        <w:rPr>
+          <w:szCs w:val="24"/>
+        </w:rPr>
+        <w:t xml:space="preserve"> BGR </w:t>
+      </w:r>
+      <w:proofErr w:type="spellStart"/>
+      <w:r>
+        <w:rPr>
+          <w:szCs w:val="24"/>
+        </w:rPr>
+        <w:t>színmegjelenítésű</w:t>
+      </w:r>
+      <w:proofErr w:type="spellEnd"/>
+      <w:r>
+        <w:rPr>
+          <w:szCs w:val="24"/>
+        </w:rPr>
+        <w:t xml:space="preserve"> képet ad, a </w:t>
+      </w:r>
+      <w:proofErr w:type="spellStart"/>
+      <w:r>
+        <w:rPr>
+          <w:szCs w:val="24"/>
+        </w:rPr>
+        <w:t>MediaPipe</w:t>
+      </w:r>
+      <w:proofErr w:type="spellEnd"/>
+      <w:r>
+        <w:rPr>
+          <w:szCs w:val="24"/>
+        </w:rPr>
+        <w:t xml:space="preserve"> viszont RGB képekkel dolgozik, ezért át kell alakítani a képet.</w:t>
+      </w:r>
+    </w:p>
+    <w:p>
+      <w:pPr>
+        <w:pStyle w:val="MyText"/>
+        <w:rPr>
+          <w:szCs w:val="24"/>
+        </w:rPr>
+      </w:pPr>
+      <w:r>
+        <w:rPr>
+          <w:szCs w:val="24"/>
+        </w:rPr>
+        <w:t xml:space="preserve">A rendszer jelenleg egy kéz felismerésére van kialakítva. </w:t>
+      </w:r>
+      <w:r>
+        <w:rPr>
+          <w:szCs w:val="24"/>
+        </w:rPr>
+        <w:t xml:space="preserve">Készítettem egy </w:t>
+      </w:r>
+      <w:proofErr w:type="spellStart"/>
+      <w:r>
+        <w:rPr>
+          <w:i/>
+          <w:szCs w:val="24"/>
+        </w:rPr>
+        <w:t>HandTracker</w:t>
+      </w:r>
+      <w:proofErr w:type="spellEnd"/>
+      <w:r>
+        <w:rPr>
+          <w:szCs w:val="24"/>
+        </w:rPr>
+        <w:t xml:space="preserve"> osztályt, amely a kézfelismerést valósítja meg. A konstruktorban létrehozza a szükséges </w:t>
+      </w:r>
+      <w:proofErr w:type="spellStart"/>
+      <w:r>
+        <w:rPr>
+          <w:szCs w:val="24"/>
+        </w:rPr>
+        <w:t>MediaPipe</w:t>
+      </w:r>
+      <w:proofErr w:type="spellEnd"/>
+      <w:r>
+        <w:rPr>
+          <w:szCs w:val="24"/>
+        </w:rPr>
+        <w:t xml:space="preserve"> </w:t>
+      </w:r>
+      <w:proofErr w:type="gramStart"/>
+      <w:r>
+        <w:rPr>
+          <w:szCs w:val="24"/>
+        </w:rPr>
+        <w:t>objektumokat</w:t>
+      </w:r>
+      <w:proofErr w:type="gramEnd"/>
+      <w:r>
+        <w:rPr>
+          <w:szCs w:val="24"/>
+        </w:rPr>
+        <w:t>. A konstruktor négy paramétere által személyre szabhatjuk a kézfelismerőt:</w:t>
+      </w:r>
+    </w:p>
+    <w:p>
+      <w:pPr>
+        <w:pStyle w:val="MyText"/>
+        <w:numPr>
+          <w:ilvl w:val="0"/>
+          <w:numId w:val="10"/>
+        </w:numPr>
+        <w:rPr>
+          <w:szCs w:val="24"/>
+        </w:rPr>
+      </w:pPr>
+      <w:proofErr w:type="spellStart"/>
+      <w:r>
+        <w:rPr>
+          <w:szCs w:val="24"/>
+        </w:rPr>
+        <w:t>static_mode</w:t>
+      </w:r>
+      <w:proofErr w:type="spellEnd"/>
+      <w:r>
+        <w:rPr>
+          <w:szCs w:val="24"/>
+        </w:rPr>
+        <w:t xml:space="preserve"> (</w:t>
+      </w:r>
+      <w:proofErr w:type="spellStart"/>
+      <w:r>
+        <w:rPr>
+          <w:szCs w:val="24"/>
+        </w:rPr>
+        <w:t>default</w:t>
+      </w:r>
+      <w:proofErr w:type="spellEnd"/>
+      <w:r>
+        <w:rPr>
+          <w:szCs w:val="24"/>
+        </w:rPr>
+        <w:t xml:space="preserve">: </w:t>
+      </w:r>
+      <w:proofErr w:type="spellStart"/>
+      <w:r>
+        <w:rPr>
+          <w:szCs w:val="24"/>
+        </w:rPr>
+        <w:t>False</w:t>
+      </w:r>
+      <w:proofErr w:type="spellEnd"/>
+      <w:r>
+        <w:rPr>
+          <w:szCs w:val="24"/>
+        </w:rPr>
+        <w:t xml:space="preserve">): a feldolgozás módját adja meg, ha </w:t>
+      </w:r>
+      <w:proofErr w:type="spellStart"/>
+      <w:r>
+        <w:rPr>
+          <w:szCs w:val="24"/>
+        </w:rPr>
+        <w:t>False</w:t>
+      </w:r>
+      <w:proofErr w:type="spellEnd"/>
+      <w:r>
+        <w:rPr>
+          <w:szCs w:val="24"/>
+        </w:rPr>
+        <w:t xml:space="preserve">, akkor videó bemenetként tekint a képekre, ez azt jelenti, hogy az első képkockán felismeri a kezet </w:t>
+      </w:r>
+      <w:r>
+        <w:rPr>
+          <w:szCs w:val="24"/>
+        </w:rPr>
+        <w:lastRenderedPageBreak/>
+        <w:t xml:space="preserve">és a következőkön pedig nyomon követi; ha </w:t>
+      </w:r>
+      <w:proofErr w:type="spellStart"/>
+      <w:r>
+        <w:rPr>
+          <w:szCs w:val="24"/>
+        </w:rPr>
+        <w:t>True</w:t>
+      </w:r>
+      <w:proofErr w:type="spellEnd"/>
+      <w:r>
+        <w:rPr>
+          <w:szCs w:val="24"/>
+        </w:rPr>
+        <w:t>, akkor minden bemeneti képkockára elvégzi a kézfelismerést.</w:t>
+      </w:r>
+    </w:p>
+    <w:p>
+      <w:pPr>
+        <w:pStyle w:val="MyText"/>
+        <w:numPr>
+          <w:ilvl w:val="0"/>
+          <w:numId w:val="10"/>
+        </w:numPr>
+        <w:rPr>
+          <w:szCs w:val="24"/>
+        </w:rPr>
+      </w:pPr>
+      <w:proofErr w:type="spellStart"/>
+      <w:r>
+        <w:rPr>
+          <w:szCs w:val="24"/>
+        </w:rPr>
+        <w:t>max_hands</w:t>
+      </w:r>
+      <w:proofErr w:type="spellEnd"/>
+      <w:r>
+        <w:rPr>
+          <w:szCs w:val="24"/>
+        </w:rPr>
+        <w:t xml:space="preserve"> (</w:t>
+      </w:r>
+      <w:proofErr w:type="spellStart"/>
+      <w:r>
+        <w:rPr>
+          <w:szCs w:val="24"/>
+        </w:rPr>
+        <w:t>default</w:t>
+      </w:r>
+      <w:proofErr w:type="spellEnd"/>
+      <w:r>
+        <w:rPr>
+          <w:szCs w:val="24"/>
+        </w:rPr>
+        <w:t>: 2): a maximális felismerhető kezek száma.</w:t>
+      </w:r>
+    </w:p>
+    <w:p>
+      <w:pPr>
+        <w:pStyle w:val="MyText"/>
+        <w:numPr>
+          <w:ilvl w:val="0"/>
+          <w:numId w:val="10"/>
+        </w:numPr>
+        <w:rPr>
+          <w:szCs w:val="24"/>
+        </w:rPr>
+      </w:pPr>
+      <w:proofErr w:type="spellStart"/>
+      <w:r>
+        <w:rPr>
+          <w:szCs w:val="24"/>
+        </w:rPr>
+        <w:t>detection_con</w:t>
+      </w:r>
+      <w:proofErr w:type="spellEnd"/>
+      <w:r>
+        <w:rPr>
+          <w:szCs w:val="24"/>
+        </w:rPr>
+        <w:t xml:space="preserve"> (</w:t>
+      </w:r>
+      <w:proofErr w:type="spellStart"/>
+      <w:r>
+        <w:rPr>
+          <w:szCs w:val="24"/>
+        </w:rPr>
+        <w:t>default</w:t>
+      </w:r>
+      <w:proofErr w:type="spellEnd"/>
+      <w:r>
+        <w:rPr>
+          <w:szCs w:val="24"/>
+        </w:rPr>
+        <w:t xml:space="preserve">: 0.5): a felismerés </w:t>
+      </w:r>
+      <w:proofErr w:type="gramStart"/>
+      <w:r>
+        <w:rPr>
+          <w:szCs w:val="24"/>
+        </w:rPr>
+        <w:t>konfidencia</w:t>
+      </w:r>
+      <w:proofErr w:type="gramEnd"/>
+      <w:r>
+        <w:rPr>
+          <w:szCs w:val="24"/>
+        </w:rPr>
+        <w:t xml:space="preserve"> értéke.</w:t>
+      </w:r>
+    </w:p>
+    <w:p>
+      <w:pPr>
+        <w:pStyle w:val="MyText"/>
+        <w:numPr>
+          <w:ilvl w:val="0"/>
+          <w:numId w:val="10"/>
+        </w:numPr>
+        <w:rPr>
+          <w:szCs w:val="24"/>
+        </w:rPr>
+      </w:pPr>
+      <w:proofErr w:type="spellStart"/>
+      <w:r>
+        <w:rPr>
+          <w:szCs w:val="24"/>
+        </w:rPr>
+        <w:t>t</w:t>
+      </w:r>
+      <w:r>
+        <w:rPr>
+          <w:szCs w:val="24"/>
+        </w:rPr>
+        <w:t>racking_con</w:t>
+      </w:r>
+      <w:proofErr w:type="spellEnd"/>
+      <w:r>
+        <w:rPr>
+          <w:szCs w:val="24"/>
+        </w:rPr>
+        <w:t xml:space="preserve"> (</w:t>
+      </w:r>
+      <w:proofErr w:type="spellStart"/>
+      <w:r>
+        <w:rPr>
+          <w:szCs w:val="24"/>
+        </w:rPr>
+        <w:t>default</w:t>
+      </w:r>
+      <w:proofErr w:type="spellEnd"/>
+      <w:r>
+        <w:rPr>
+          <w:szCs w:val="24"/>
+        </w:rPr>
+        <w:t xml:space="preserve">: 0.5): a nyomon követés </w:t>
+      </w:r>
+      <w:proofErr w:type="gramStart"/>
+      <w:r>
+        <w:rPr>
+          <w:szCs w:val="24"/>
+        </w:rPr>
+        <w:t>konfidencia</w:t>
+      </w:r>
+      <w:proofErr w:type="gramEnd"/>
+      <w:r>
+        <w:rPr>
+          <w:szCs w:val="24"/>
+        </w:rPr>
+        <w:t xml:space="preserve"> értéke.</w:t>
+      </w:r>
+    </w:p>
+    <w:p>
+      <w:pPr>
+        <w:pStyle w:val="MyText"/>
+        <w:keepNext/>
+      </w:pPr>
+      <w:r>
+        <w:rPr>
+          <w:noProof/>
+          <w:lang w:eastAsia="hu-HU"/>
+        </w:rPr>
+        <w:drawing>
+          <wp:inline distT="0" distB="0" distL="0" distR="0">
+            <wp:extent cx="5760720" cy="2008598"/>
+            <wp:effectExtent l="0" t="0" r="0" b="0"/>
+            <wp:docPr id="1" name="Kép 1" descr="hand_landmarks.png"/>
+            <wp:cNvGraphicFramePr>
+              <a:graphicFrameLocks xmlns:a="http://schemas.openxmlformats.org/drawingml/2006/main" noChangeAspect="1"/>
+            </wp:cNvGraphicFramePr>
+            <a:graphic xmlns:a="http://schemas.openxmlformats.org/drawingml/2006/main">
+              <a:graphicData uri="http://schemas.openxmlformats.org/drawingml/2006/picture">
+                <pic:pic xmlns:pic="http://schemas.openxmlformats.org/drawingml/2006/picture">
+                  <pic:nvPicPr>
+                    <pic:cNvPr id="0" name="Picture 1" descr="hand_landmarks.png"/>
+                    <pic:cNvPicPr>
+                      <a:picLocks noChangeAspect="1" noChangeArrowheads="1"/>
+                    </pic:cNvPicPr>
+                  </pic:nvPicPr>
+                  <pic:blipFill>
+                    <a:blip r:embed="rId7" cstate="print">
+                      <a:extLst>
+                        <a:ext uri="{28A0092B-C50C-407E-A947-70E740481C1C}">
+                          <a14:useLocalDpi xmlns:a14="http://schemas.microsoft.com/office/drawing/2010/main" val="0"/>
+                        </a:ext>
+                      </a:extLst>
+                    </a:blip>
+                    <a:srcRect/>
+                    <a:stretch>
+                      <a:fillRect/>
+                    </a:stretch>
+                  </pic:blipFill>
+                  <pic:spPr bwMode="auto">
+                    <a:xfrm>
+                      <a:off x="0" y="0"/>
+                      <a:ext cx="5760720" cy="2008598"/>
+                    </a:xfrm>
+                    <a:prstGeom prst="rect">
+                      <a:avLst/>
+                    </a:prstGeom>
+                    <a:noFill/>
+                    <a:ln>
+                      <a:noFill/>
+                    </a:ln>
+                  </pic:spPr>
+                </pic:pic>
+              </a:graphicData>
+            </a:graphic>
+          </wp:inline>
+        </w:drawing>
+      </w:r>
+    </w:p>
+    <w:p>
+      <w:pPr>
+        <w:pStyle w:val="Kpalrs"/>
+        <w:jc w:val="center"/>
+      </w:pPr>
+      <w:r>
+        <w:fldChar w:fldCharType="begin"/>
+      </w:r>
+      <w:r>
+        <w:instrText xml:space="preserve"> SEQ ábra \* ARABIC </w:instrText>
+      </w:r>
+      <w:r>
+        <w:fldChar w:fldCharType="separate"/>
+      </w:r>
+      <w:r>
+        <w:rPr>
+          <w:noProof/>
+        </w:rPr>
+        <w:t>1</w:t>
+      </w:r>
+      <w:r>
+        <w:fldChar w:fldCharType="end"/>
+      </w:r>
+      <w:r>
+        <w:t xml:space="preserve">. ábra </w:t>
+      </w:r>
+      <w:proofErr w:type="spellStart"/>
+      <w:r>
+        <w:t>Hand</w:t>
+      </w:r>
+      <w:proofErr w:type="spellEnd"/>
+      <w:r>
+        <w:t xml:space="preserve"> </w:t>
+      </w:r>
+      <w:proofErr w:type="spellStart"/>
+      <w:r>
+        <w:t>landmarks</w:t>
+      </w:r>
+      <w:proofErr w:type="spellEnd"/>
+    </w:p>
+    <w:p>
+      <w:pPr>
+        <w:pStyle w:val="MyText"/>
+        <w:rPr>
+          <w:szCs w:val="24"/>
+        </w:rPr>
+      </w:pPr>
+      <w:r>
+        <w:rPr>
+          <w:szCs w:val="24"/>
+        </w:rPr>
+        <w:t>A</w:t>
+      </w:r>
+      <w:r>
+        <w:rPr>
+          <w:szCs w:val="24"/>
+        </w:rPr>
+        <w:t>z</w:t>
+      </w:r>
+      <w:r>
+        <w:rPr>
+          <w:szCs w:val="24"/>
+        </w:rPr>
+        <w:t xml:space="preserve"> osztálynak van további két </w:t>
+      </w:r>
+      <w:proofErr w:type="gramStart"/>
+      <w:r>
+        <w:rPr>
+          <w:szCs w:val="24"/>
+        </w:rPr>
+        <w:t>metódusa</w:t>
+      </w:r>
+      <w:proofErr w:type="gramEnd"/>
+      <w:r>
+        <w:rPr>
+          <w:szCs w:val="24"/>
+        </w:rPr>
+        <w:t xml:space="preserve">. Az egyik a </w:t>
+      </w:r>
+      <w:proofErr w:type="spellStart"/>
+      <w:r>
+        <w:rPr>
+          <w:szCs w:val="24"/>
+        </w:rPr>
+        <w:t>find_hands</w:t>
+      </w:r>
+      <w:proofErr w:type="spellEnd"/>
+      <w:r>
+        <w:rPr>
+          <w:szCs w:val="24"/>
+        </w:rPr>
+        <w:t xml:space="preserve">, amely a </w:t>
+      </w:r>
+      <w:proofErr w:type="gramStart"/>
+      <w:r>
+        <w:rPr>
+          <w:szCs w:val="24"/>
+        </w:rPr>
+        <w:t>konkrét</w:t>
+      </w:r>
+      <w:proofErr w:type="gramEnd"/>
+      <w:r>
+        <w:rPr>
+          <w:szCs w:val="24"/>
+        </w:rPr>
+        <w:t xml:space="preserve"> kézfelismerést valósítja meg. Bemenetként megkapja a képet, átalakítja RGB képpé és lefuttatja rajta a </w:t>
+      </w:r>
+      <w:proofErr w:type="spellStart"/>
+      <w:r>
+        <w:rPr>
+          <w:szCs w:val="24"/>
+        </w:rPr>
+        <w:t>MediaPipe</w:t>
+      </w:r>
+      <w:proofErr w:type="spellEnd"/>
+      <w:r>
+        <w:rPr>
+          <w:szCs w:val="24"/>
+        </w:rPr>
+        <w:t xml:space="preserve"> kézfelismerést. A </w:t>
+      </w:r>
+      <w:proofErr w:type="spellStart"/>
+      <w:r>
+        <w:rPr>
+          <w:szCs w:val="24"/>
+        </w:rPr>
+        <w:t>MediaPipe</w:t>
+      </w:r>
+      <w:proofErr w:type="spellEnd"/>
+      <w:r>
+        <w:rPr>
+          <w:szCs w:val="24"/>
+        </w:rPr>
+        <w:t xml:space="preserve"> Visszaadja a felismert kezek pontjainak </w:t>
+      </w:r>
+      <w:proofErr w:type="gramStart"/>
+      <w:r>
+        <w:rPr>
+          <w:szCs w:val="24"/>
+        </w:rPr>
+        <w:t>pozícióit</w:t>
+      </w:r>
+      <w:proofErr w:type="gramEnd"/>
+      <w:r>
+        <w:rPr>
+          <w:szCs w:val="24"/>
+        </w:rPr>
+        <w:t xml:space="preserve"> (</w:t>
+      </w:r>
+      <w:r>
+        <w:rPr>
+          <w:szCs w:val="24"/>
+        </w:rPr>
+        <w:t>lásd: 1. ábra</w:t>
+      </w:r>
+      <w:r>
+        <w:rPr>
+          <w:szCs w:val="24"/>
+        </w:rPr>
+        <w:t xml:space="preserve">). Ezek a </w:t>
+      </w:r>
+      <w:proofErr w:type="gramStart"/>
+      <w:r>
+        <w:rPr>
+          <w:szCs w:val="24"/>
+        </w:rPr>
+        <w:t>pozíciók</w:t>
+      </w:r>
+      <w:proofErr w:type="gramEnd"/>
+      <w:r>
+        <w:rPr>
+          <w:szCs w:val="24"/>
+        </w:rPr>
+        <w:t xml:space="preserve"> 0 és 1 közötti értékek, ezért a függvény átalakítja őket pixel koordinátákká, az eredményt pedig egy privát adattagban tárolja.</w:t>
+      </w:r>
+    </w:p>
+    <w:p>
+      <w:pPr>
+        <w:pStyle w:val="MyText"/>
+        <w:rPr>
+          <w:szCs w:val="24"/>
+        </w:rPr>
+      </w:pPr>
+      <w:r>
+        <w:rPr>
+          <w:szCs w:val="24"/>
+        </w:rPr>
+        <w:t xml:space="preserve">A másik </w:t>
+      </w:r>
+      <w:proofErr w:type="gramStart"/>
+      <w:r>
+        <w:rPr>
+          <w:szCs w:val="24"/>
+        </w:rPr>
+        <w:t>metódus</w:t>
+      </w:r>
+      <w:proofErr w:type="gramEnd"/>
+      <w:r>
+        <w:rPr>
+          <w:szCs w:val="24"/>
+        </w:rPr>
+        <w:t xml:space="preserve"> lehetővé teszi egy megadott kéz pozícióinak lekérdezését a privát adattagból. Ez a </w:t>
+      </w:r>
+      <w:proofErr w:type="spellStart"/>
+      <w:r>
+        <w:rPr>
+          <w:szCs w:val="24"/>
+        </w:rPr>
+        <w:t>get_landmarks</w:t>
+      </w:r>
+      <w:proofErr w:type="spellEnd"/>
+      <w:r>
+        <w:rPr>
+          <w:szCs w:val="24"/>
+        </w:rPr>
+        <w:t xml:space="preserve"> függvény, amely bemenetként a kéz indexét </w:t>
+      </w:r>
+      <w:proofErr w:type="gramStart"/>
+      <w:r>
+        <w:rPr>
+          <w:szCs w:val="24"/>
+        </w:rPr>
+        <w:t>várja</w:t>
+      </w:r>
+      <w:proofErr w:type="gramEnd"/>
+      <w:r>
+        <w:rPr>
+          <w:szCs w:val="24"/>
+        </w:rPr>
+        <w:t xml:space="preserve"> és ez alapján visszatéríti a kéz pontjainak koordinátáit.</w:t>
+      </w:r>
+    </w:p>
+    <w:p>
+      <w:pPr>
+        <w:pStyle w:val="MyHeader2"/>
+        <w:rPr>
+          <w:sz w:val="24"/>
+          <w:szCs w:val="24"/>
+        </w:rPr>
+      </w:pPr>
+      <w:r>
+        <w:t>Kézmozdulat felismerése</w:t>
+      </w:r>
+    </w:p>
+    <w:p>
+      <w:pPr>
+        <w:pStyle w:val="MyText"/>
+        <w:tabs>
+          <w:tab w:val="left" w:pos="1950"/>
+        </w:tabs>
+      </w:pPr>
+      <w:r>
+        <w:t xml:space="preserve">A kézfelismerés után meg kell határozni a kézmozdulatot, vagyis azt, hogy melyik ujjak vannak felemelve. Erre a célra létrehoztam egy </w:t>
+      </w:r>
+      <w:proofErr w:type="spellStart"/>
+      <w:r>
+        <w:t>HandGestureDetector</w:t>
+      </w:r>
+      <w:proofErr w:type="spellEnd"/>
+      <w:r>
+        <w:t xml:space="preserve"> osztályt, amely a kézfelismerés által szolgáltatott kéz </w:t>
+      </w:r>
+      <w:proofErr w:type="gramStart"/>
+      <w:r>
+        <w:t>pozíciókból</w:t>
+      </w:r>
+      <w:proofErr w:type="gramEnd"/>
+      <w:r>
+        <w:t xml:space="preserve"> meghatározza ezt. Az elgondolás az volt, hogy a rendszer akkor is meg </w:t>
+      </w:r>
+      <w:proofErr w:type="gramStart"/>
+      <w:r>
+        <w:t>kell</w:t>
+      </w:r>
+      <w:proofErr w:type="gramEnd"/>
+      <w:r>
+        <w:t xml:space="preserve"> tudja mondani, hogy egy ujj fel van-e emelve, amikor elfordítva vagy teljesen lefele tartja a felhasználó a kezét. Ennek érdekében ez adott kéz </w:t>
+      </w:r>
+      <w:proofErr w:type="gramStart"/>
+      <w:r>
+        <w:t>pozíciók</w:t>
+      </w:r>
+      <w:proofErr w:type="gramEnd"/>
+      <w:r>
+        <w:t xml:space="preserve"> közötti távolságok kiszámításával történik. Mivel a hüvelykujj különbözik a többitől és nem találtam hatékony megoldást, ami megmondja, hogy fel van emelve az ujj vagy nincs, ezért csak a másik négy ujjat vettem figyelembe a kézmozdulatok </w:t>
+      </w:r>
+      <w:proofErr w:type="gramStart"/>
+      <w:r>
+        <w:t>detektálásánál</w:t>
+      </w:r>
+      <w:proofErr w:type="gramEnd"/>
+      <w:r>
+        <w:t xml:space="preserve">. A </w:t>
+      </w:r>
+      <w:proofErr w:type="gramStart"/>
+      <w:r>
+        <w:t>detektálás</w:t>
+      </w:r>
+      <w:proofErr w:type="gramEnd"/>
+      <w:r>
+        <w:t xml:space="preserve"> során minden ujj esetében három távolságot számol:</w:t>
+      </w:r>
+    </w:p>
+    <w:p>
+      <w:pPr>
+        <w:pStyle w:val="MyText"/>
+        <w:numPr>
+          <w:ilvl w:val="0"/>
+          <w:numId w:val="11"/>
+        </w:numPr>
+        <w:tabs>
+          <w:tab w:val="left" w:pos="1950"/>
+        </w:tabs>
+      </w:pPr>
+      <w:r>
+        <w:t>d1: a 0 és az ujj első pontja (5, 9, 13, 17) közötti távolság</w:t>
+      </w:r>
+    </w:p>
+    <w:p>
+      <w:pPr>
+        <w:pStyle w:val="MyText"/>
+        <w:numPr>
+          <w:ilvl w:val="0"/>
+          <w:numId w:val="11"/>
+        </w:numPr>
+        <w:tabs>
+          <w:tab w:val="left" w:pos="1950"/>
+        </w:tabs>
+      </w:pPr>
+      <w:r>
+        <w:lastRenderedPageBreak/>
+        <w:t>d2: a 0 és az ujj harmadik pontja (7, 11, 15, 19) közötti távolság</w:t>
+      </w:r>
+    </w:p>
+    <w:p>
+      <w:pPr>
+        <w:pStyle w:val="MyText"/>
+        <w:numPr>
+          <w:ilvl w:val="0"/>
+          <w:numId w:val="11"/>
+        </w:numPr>
+        <w:tabs>
+          <w:tab w:val="left" w:pos="1950"/>
+        </w:tabs>
+      </w:pPr>
+      <w:r>
+        <w:t>d3: a 0 és az ujj negyedik pontja (8, 12, 16, 20) közötti távolság</w:t>
+      </w:r>
+    </w:p>
+    <w:p>
+      <w:pPr>
+        <w:pStyle w:val="MyText"/>
+        <w:tabs>
+          <w:tab w:val="left" w:pos="1950"/>
+        </w:tabs>
+      </w:pPr>
+      <w:r>
+        <w:t>Amennyiben a d3 nagyobb a d1-nél és a d2-nél, az ujj fel van emelve. A függvény a felemelt ujjak tekintetében meghatározza, hogy milyen műveletet kell végrehajtani:</w:t>
+      </w:r>
+    </w:p>
+    <w:p>
+      <w:pPr>
+        <w:pStyle w:val="MyText"/>
+        <w:numPr>
+          <w:ilvl w:val="0"/>
+          <w:numId w:val="12"/>
+        </w:numPr>
+        <w:tabs>
+          <w:tab w:val="left" w:pos="1950"/>
+        </w:tabs>
+      </w:pPr>
+      <w:r>
+        <w:t>Mutató ujj felemelve: egérkurzor mozgatása</w:t>
+      </w:r>
+    </w:p>
+    <w:p>
+      <w:pPr>
+        <w:pStyle w:val="MyText"/>
+        <w:numPr>
+          <w:ilvl w:val="0"/>
+          <w:numId w:val="12"/>
+        </w:numPr>
+        <w:tabs>
+          <w:tab w:val="left" w:pos="1950"/>
+        </w:tabs>
+      </w:pPr>
+      <w:r>
+        <w:t>Mutató és középső ujj felemelve: egérkurzor gyorsabb mozgatása</w:t>
+      </w:r>
+    </w:p>
+    <w:p>
+      <w:pPr>
+        <w:pStyle w:val="MyText"/>
+        <w:numPr>
+          <w:ilvl w:val="0"/>
+          <w:numId w:val="12"/>
+        </w:numPr>
+        <w:tabs>
+          <w:tab w:val="left" w:pos="1950"/>
+        </w:tabs>
+      </w:pPr>
+      <w:r>
+        <w:t>Mutató és kisujj/Mutató, középső és kisujj felemelve: klikkelés (bal), közben nem mozgatható a kurzor</w:t>
+      </w:r>
+    </w:p>
+    <w:p>
+      <w:pPr>
+        <w:pStyle w:val="MyText"/>
+        <w:numPr>
+          <w:ilvl w:val="0"/>
+          <w:numId w:val="12"/>
+        </w:numPr>
+        <w:tabs>
+          <w:tab w:val="left" w:pos="1950"/>
+        </w:tabs>
+      </w:pPr>
+      <w:r>
+        <w:t>Mutató, középső, gyűrűs és kisujj felemelve: bal egérgomb lenyomása, közben mozgatható a kurzor (</w:t>
+      </w:r>
+      <w:proofErr w:type="spellStart"/>
+      <w:r>
+        <w:t>drag</w:t>
+      </w:r>
+      <w:proofErr w:type="spellEnd"/>
+      <w:r>
+        <w:t>)</w:t>
+      </w:r>
+    </w:p>
+    <w:p>
+      <w:pPr>
+        <w:pStyle w:val="MyText"/>
+        <w:tabs>
+          <w:tab w:val="left" w:pos="1950"/>
+        </w:tabs>
+      </w:pPr>
+      <w:r>
+        <w:t>A függvény kimenete az elvégzendő művelet és egy tömb az ujjak helyzetéről, vagyis arról, hogy fel van emelve vagy sem.</w:t>
+      </w:r>
+    </w:p>
+    <w:p>
+      <w:pPr>
+        <w:pStyle w:val="MyHeader2"/>
+      </w:pPr>
+      <w:r>
+        <w:t xml:space="preserve"> Egér funkcionalitások</w:t>
+      </w:r>
+    </w:p>
+    <w:p>
+      <w:pPr>
+        <w:pStyle w:val="MyText"/>
+      </w:pPr>
+      <w:r>
+        <w:t xml:space="preserve">Az egér funkcionalitások megvalósításáért a </w:t>
+      </w:r>
+      <w:proofErr w:type="spellStart"/>
+      <w:r>
+        <w:t>VirtualMouse</w:t>
+      </w:r>
+      <w:proofErr w:type="spellEnd"/>
+      <w:r>
+        <w:t xml:space="preserve"> osztály felel, amely a </w:t>
+      </w:r>
+      <w:proofErr w:type="spellStart"/>
+      <w:r>
+        <w:t>PyAutoGui</w:t>
+      </w:r>
+      <w:proofErr w:type="spellEnd"/>
+      <w:r>
+        <w:t xml:space="preserve"> </w:t>
+      </w:r>
+      <w:r>
+        <w:t xml:space="preserve">Python csomagot használja. A </w:t>
+      </w:r>
+      <w:proofErr w:type="spellStart"/>
+      <w:r>
+        <w:t>PyAutoGui</w:t>
+      </w:r>
+      <w:proofErr w:type="spellEnd"/>
+      <w:r>
+        <w:t xml:space="preserve"> függvényei blokkolják a fő szálat, ezért az osztály a </w:t>
+      </w:r>
+      <w:proofErr w:type="spellStart"/>
+      <w:r>
+        <w:t>threading</w:t>
+      </w:r>
+      <w:proofErr w:type="spellEnd"/>
+      <w:r>
+        <w:t xml:space="preserve"> csomag segítségével egy háttérben futó szálon futtatja ezeket a függvényeket.</w:t>
       </w:r>
       <w:bookmarkStart w:id="0" w:name="_GoBack"/>
       <w:bookmarkEnd w:id="0"/>
-      <w:r>
-        <w:t>meg.</w:t>
-      </w:r>
     </w:p>
     <w:p>
       <w:pPr>
         <w:pStyle w:val="MyHeader1"/>
       </w:pPr>
       <w:r>
-        <w:t>Felhasználói követelmények</w:t>
+        <w:t>Összegzés és jövőbeli tervek</w:t>
       </w:r>
     </w:p>
     <w:p>
       <w:pPr>
         <w:pStyle w:val="MyText"/>
-        <w:ind w:left="0" w:firstLine="0"/>
-      </w:pPr>
+      </w:pPr>
+      <w:r>
+        <w:t xml:space="preserve">Összefoglalva, a fejlesztés során sikerült tapasztalatot szereznem, elmélyítenem a Python programozási </w:t>
+      </w:r>
+      <w:r>
+        <w:t>tudásomat. Úgy gondolom, hogy a projekt sok szempontból tovább fejleszthető:</w:t>
+      </w:r>
+    </w:p>
+    <w:p>
+      <w:pPr>
+        <w:pStyle w:val="MyText"/>
+        <w:numPr>
+          <w:ilvl w:val="0"/>
+          <w:numId w:val="13"/>
+        </w:numPr>
+      </w:pPr>
+      <w:r>
+        <w:t>több egér funkcionalitás implementálása</w:t>
+      </w:r>
+    </w:p>
+    <w:p>
+      <w:pPr>
+        <w:pStyle w:val="MyText"/>
+        <w:numPr>
+          <w:ilvl w:val="0"/>
+          <w:numId w:val="13"/>
+        </w:numPr>
+      </w:pPr>
+      <w:r>
+        <w:t xml:space="preserve">kézmozdulatok újra tervezése, hogy két kézzel legyen használható a rendszer, ez megkönnyítené a több egér </w:t>
+      </w:r>
+      <w:proofErr w:type="gramStart"/>
+      <w:r>
+        <w:t>funkció</w:t>
+      </w:r>
+      <w:proofErr w:type="gramEnd"/>
+      <w:r>
+        <w:t xml:space="preserve"> implementálását</w:t>
+      </w:r>
+    </w:p>
+    <w:p>
+      <w:pPr>
+        <w:pStyle w:val="MyText"/>
+        <w:numPr>
+          <w:ilvl w:val="0"/>
+          <w:numId w:val="13"/>
+        </w:numPr>
+      </w:pPr>
+      <w:r>
+        <w:t>testreszabhatóság a felhasználók által, pl. lehessen állítani az egér érzékenységét</w:t>
+      </w:r>
     </w:p>
     <w:p>
       <w:pPr>
         <w:pStyle w:val="MyHeader1"/>
       </w:pPr>
       <w:r>
-        <w:t>Rendszerkövetelmények</w:t>
-      </w:r>
-    </w:p>
-    <w:p>
-      <w:pPr>
-        <w:pStyle w:val="MyHeader2"/>
-      </w:pPr>
-      <w:proofErr w:type="gramStart"/>
-      <w:r>
-        <w:t>Funkcionális</w:t>
-      </w:r>
-      <w:proofErr w:type="gramEnd"/>
-      <w:r>
-        <w:t xml:space="preserve"> követelmények</w:t>
-      </w:r>
-    </w:p>
-    <w:p>
-      <w:pPr>
-        <w:pStyle w:val="MyHeader2"/>
-      </w:pPr>
-      <w:r>
-        <w:t xml:space="preserve">Nem </w:t>
-      </w:r>
-      <w:proofErr w:type="gramStart"/>
-      <w:r>
-        <w:t>funkcionális</w:t>
-      </w:r>
-      <w:proofErr w:type="gramEnd"/>
-      <w:r>
-        <w:t xml:space="preserve"> követelmények</w:t>
-      </w:r>
-    </w:p>
-    <w:p>
-      <w:pPr>
-        <w:pStyle w:val="MyHeader1"/>
-      </w:pPr>
-      <w:r>
-        <w:t>Tervezés</w:t>
-      </w:r>
-    </w:p>
-    <w:p>
-      <w:pPr>
-        <w:pStyle w:val="MyHeader1"/>
-      </w:pPr>
-      <w:r>
         <w:t>Bibliográfia</w:t>
       </w:r>
     </w:p>
     <w:p>
       <w:pPr>
         <w:pStyle w:val="MyText"/>
-        <w:ind w:left="0" w:firstLine="0"/>
-      </w:pPr>
-      <w:hyperlink r:id="rId6" w:history="1">
+      </w:pPr>
+      <w:hyperlink r:id="rId8" w:history="1">
         <w:r>
           <w:rPr>
             <w:rStyle w:val="Hiperhivatkozs"/>
@@ -490,9 +1765,8 @@
     <w:p>
       <w:pPr>
         <w:pStyle w:val="MyText"/>
-        <w:ind w:left="0" w:firstLine="0"/>
-      </w:pPr>
-      <w:hyperlink r:id="rId7" w:history="1">
+      </w:pPr>
+      <w:hyperlink r:id="rId9" w:history="1">
         <w:r>
           <w:rPr>
             <w:rStyle w:val="Hiperhivatkozs"/>
@@ -504,9 +1778,8 @@
     <w:p>
       <w:pPr>
         <w:pStyle w:val="MyText"/>
-        <w:ind w:left="0" w:firstLine="0"/>
-      </w:pPr>
-      <w:hyperlink r:id="rId8" w:history="1">
+      </w:pPr>
+      <w:hyperlink r:id="rId10" w:history="1">
         <w:r>
           <w:rPr>
             <w:rStyle w:val="Hiperhivatkozs"/>
@@ -518,9 +1791,8 @@
     <w:p>
       <w:pPr>
         <w:pStyle w:val="MyText"/>
-        <w:ind w:left="0" w:firstLine="0"/>
-      </w:pPr>
-      <w:hyperlink r:id="rId9" w:history="1">
+      </w:pPr>
+      <w:hyperlink r:id="rId11" w:history="1">
         <w:r>
           <w:rPr>
             <w:rStyle w:val="Hiperhivatkozs"/>
@@ -634,6 +1906,205 @@
     </w:lvl>
   </w:abstractNum>
   <w:abstractNum w:abstractNumId="1" w15:restartNumberingAfterBreak="0">
+    <w:nsid w:val="0F9C147E"/>
+    <w:multiLevelType w:val="hybridMultilevel"/>
+    <w:tmpl w:val="AFDAE196"/>
+    <w:lvl w:ilvl="0" w:tplc="040E0001">
+      <w:start w:val="1"/>
+      <w:numFmt w:val="bullet"/>
+      <w:lvlText w:val=""/>
+      <w:lvlJc w:val="left"/>
+      <w:pPr>
+        <w:ind w:left="1428" w:hanging="360"/>
+      </w:pPr>
+      <w:rPr>
+        <w:rFonts w:ascii="Symbol" w:hAnsi="Symbol" w:hint="default"/>
+      </w:rPr>
+    </w:lvl>
+    <w:lvl w:ilvl="1" w:tplc="040E0003" w:tentative="1">
+      <w:start w:val="1"/>
+      <w:numFmt w:val="bullet"/>
+      <w:lvlText w:val="o"/>
+      <w:lvlJc w:val="left"/>
+      <w:pPr>
+        <w:ind w:left="2148" w:hanging="360"/>
+      </w:pPr>
+      <w:rPr>
+        <w:rFonts w:ascii="Courier New" w:hAnsi="Courier New" w:cs="Courier New" w:hint="default"/>
+      </w:rPr>
+    </w:lvl>
+    <w:lvl w:ilvl="2" w:tplc="040E0005" w:tentative="1">
+      <w:start w:val="1"/>
+      <w:numFmt w:val="bullet"/>
+      <w:lvlText w:val=""/>
+      <w:lvlJc w:val="left"/>
+      <w:pPr>
+        <w:ind w:left="2868" w:hanging="360"/>
+      </w:pPr>
+      <w:rPr>
+        <w:rFonts w:ascii="Wingdings" w:hAnsi="Wingdings" w:hint="default"/>
+      </w:rPr>
+    </w:lvl>
+    <w:lvl w:ilvl="3" w:tplc="040E0001" w:tentative="1">
+      <w:start w:val="1"/>
+      <w:numFmt w:val="bullet"/>
+      <w:lvlText w:val=""/>
+      <w:lvlJc w:val="left"/>
+      <w:pPr>
+        <w:ind w:left="3588" w:hanging="360"/>
+      </w:pPr>
+      <w:rPr>
+        <w:rFonts w:ascii="Symbol" w:hAnsi="Symbol" w:hint="default"/>
+      </w:rPr>
+    </w:lvl>
+    <w:lvl w:ilvl="4" w:tplc="040E0003" w:tentative="1">
+      <w:start w:val="1"/>
+      <w:numFmt w:val="bullet"/>
+      <w:lvlText w:val="o"/>
+      <w:lvlJc w:val="left"/>
+      <w:pPr>
+        <w:ind w:left="4308" w:hanging="360"/>
+      </w:pPr>
+      <w:rPr>
+        <w:rFonts w:ascii="Courier New" w:hAnsi="Courier New" w:cs="Courier New" w:hint="default"/>
+      </w:rPr>
+    </w:lvl>
+    <w:lvl w:ilvl="5" w:tplc="040E0005" w:tentative="1">
+      <w:start w:val="1"/>
+      <w:numFmt w:val="bullet"/>
+      <w:lvlText w:val=""/>
+      <w:lvlJc w:val="left"/>
+      <w:pPr>
+        <w:ind w:left="5028" w:hanging="360"/>
+      </w:pPr>
+      <w:rPr>
+        <w:rFonts w:ascii="Wingdings" w:hAnsi="Wingdings" w:hint="default"/>
+      </w:rPr>
+    </w:lvl>
+    <w:lvl w:ilvl="6" w:tplc="040E0001" w:tentative="1">
+      <w:start w:val="1"/>
+      <w:numFmt w:val="bullet"/>
+      <w:lvlText w:val=""/>
+      <w:lvlJc w:val="left"/>
+      <w:pPr>
+        <w:ind w:left="5748" w:hanging="360"/>
+      </w:pPr>
+      <w:rPr>
+        <w:rFonts w:ascii="Symbol" w:hAnsi="Symbol" w:hint="default"/>
+      </w:rPr>
+    </w:lvl>
+    <w:lvl w:ilvl="7" w:tplc="040E0003" w:tentative="1">
+      <w:start w:val="1"/>
+      <w:numFmt w:val="bullet"/>
+      <w:lvlText w:val="o"/>
+      <w:lvlJc w:val="left"/>
+      <w:pPr>
+        <w:ind w:left="6468" w:hanging="360"/>
+      </w:pPr>
+      <w:rPr>
+        <w:rFonts w:ascii="Courier New" w:hAnsi="Courier New" w:cs="Courier New" w:hint="default"/>
+      </w:rPr>
+    </w:lvl>
+    <w:lvl w:ilvl="8" w:tplc="040E0005" w:tentative="1">
+      <w:start w:val="1"/>
+      <w:numFmt w:val="bullet"/>
+      <w:lvlText w:val=""/>
+      <w:lvlJc w:val="left"/>
+      <w:pPr>
+        <w:ind w:left="7188" w:hanging="360"/>
+      </w:pPr>
+      <w:rPr>
+        <w:rFonts w:ascii="Wingdings" w:hAnsi="Wingdings" w:hint="default"/>
+      </w:rPr>
+    </w:lvl>
+  </w:abstractNum>
+  <w:abstractNum w:abstractNumId="2" w15:restartNumberingAfterBreak="0">
+    <w:nsid w:val="22B2416B"/>
+    <w:multiLevelType w:val="multilevel"/>
+    <w:tmpl w:val="B390100C"/>
+    <w:lvl w:ilvl="0">
+      <w:start w:val="1"/>
+      <w:numFmt w:val="decimal"/>
+      <w:lvlText w:val="%1."/>
+      <w:lvlJc w:val="left"/>
+      <w:pPr>
+        <w:ind w:left="360" w:hanging="360"/>
+      </w:pPr>
+    </w:lvl>
+    <w:lvl w:ilvl="1">
+      <w:start w:val="1"/>
+      <w:numFmt w:val="decimal"/>
+      <w:lvlText w:val="%1.%2."/>
+      <w:lvlJc w:val="left"/>
+      <w:pPr>
+        <w:ind w:left="792" w:hanging="432"/>
+      </w:pPr>
+    </w:lvl>
+    <w:lvl w:ilvl="2">
+      <w:start w:val="1"/>
+      <w:numFmt w:val="decimal"/>
+      <w:lvlText w:val="%1.%2.%3."/>
+      <w:lvlJc w:val="left"/>
+      <w:pPr>
+        <w:ind w:left="1224" w:hanging="504"/>
+      </w:pPr>
+    </w:lvl>
+    <w:lvl w:ilvl="3">
+      <w:start w:val="1"/>
+      <w:numFmt w:val="decimal"/>
+      <w:lvlText w:val="%1.%2.%3.%4."/>
+      <w:lvlJc w:val="left"/>
+      <w:pPr>
+        <w:ind w:left="1728" w:hanging="647"/>
+      </w:pPr>
+    </w:lvl>
+    <w:lvl w:ilvl="4">
+      <w:start w:val="1"/>
+      <w:numFmt w:val="decimal"/>
+      <w:lvlText w:val="%1.%2.%3.%4.%5."/>
+      <w:lvlJc w:val="left"/>
+      <w:pPr>
+        <w:ind w:left="2232" w:hanging="792"/>
+      </w:pPr>
+    </w:lvl>
+    <w:lvl w:ilvl="5">
+      <w:start w:val="1"/>
+      <w:numFmt w:val="decimal"/>
+      <w:lvlText w:val="%1.%2.%3.%4.%5.%6."/>
+      <w:lvlJc w:val="left"/>
+      <w:pPr>
+        <w:ind w:left="2736" w:hanging="935"/>
+      </w:pPr>
+    </w:lvl>
+    <w:lvl w:ilvl="6">
+      <w:start w:val="1"/>
+      <w:numFmt w:val="decimal"/>
+      <w:lvlText w:val="%1.%2.%3.%4.%5.%6.%7."/>
+      <w:lvlJc w:val="left"/>
+      <w:pPr>
+        <w:ind w:left="3240" w:hanging="1080"/>
+      </w:pPr>
+    </w:lvl>
+    <w:lvl w:ilvl="7">
+      <w:start w:val="1"/>
+      <w:numFmt w:val="decimal"/>
+      <w:lvlText w:val="%1.%2.%3.%4.%5.%6.%7.%8."/>
+      <w:lvlJc w:val="left"/>
+      <w:pPr>
+        <w:ind w:left="3744" w:hanging="1224"/>
+      </w:pPr>
+    </w:lvl>
+    <w:lvl w:ilvl="8">
+      <w:start w:val="1"/>
+      <w:numFmt w:val="decimal"/>
+      <w:lvlText w:val="%1.%2.%3.%4.%5.%6.%7.%8.%9."/>
+      <w:lvlJc w:val="left"/>
+      <w:pPr>
+        <w:ind w:left="4320" w:hanging="1440"/>
+      </w:pPr>
+    </w:lvl>
+  </w:abstractNum>
+  <w:abstractNum w:abstractNumId="3" w15:restartNumberingAfterBreak="0">
     <w:nsid w:val="24131F3D"/>
     <w:multiLevelType w:val="hybridMultilevel"/>
     <w:tmpl w:val="34064416"/>
@@ -719,7 +2190,233 @@
       </w:pPr>
     </w:lvl>
   </w:abstractNum>
-  <w:abstractNum w:abstractNumId="2" w15:restartNumberingAfterBreak="0">
+  <w:abstractNum w:abstractNumId="4" w15:restartNumberingAfterBreak="0">
+    <w:nsid w:val="258B0778"/>
+    <w:multiLevelType w:val="hybridMultilevel"/>
+    <w:tmpl w:val="72AA4840"/>
+    <w:lvl w:ilvl="0" w:tplc="040E0001">
+      <w:start w:val="1"/>
+      <w:numFmt w:val="bullet"/>
+      <w:lvlText w:val=""/>
+      <w:lvlJc w:val="left"/>
+      <w:pPr>
+        <w:ind w:left="720" w:hanging="360"/>
+      </w:pPr>
+      <w:rPr>
+        <w:rFonts w:ascii="Symbol" w:hAnsi="Symbol" w:hint="default"/>
+      </w:rPr>
+    </w:lvl>
+    <w:lvl w:ilvl="1" w:tplc="040E0003" w:tentative="1">
+      <w:start w:val="1"/>
+      <w:numFmt w:val="bullet"/>
+      <w:lvlText w:val="o"/>
+      <w:lvlJc w:val="left"/>
+      <w:pPr>
+        <w:ind w:left="1440" w:hanging="360"/>
+      </w:pPr>
+      <w:rPr>
+        <w:rFonts w:ascii="Courier New" w:hAnsi="Courier New" w:cs="Courier New" w:hint="default"/>
+      </w:rPr>
+    </w:lvl>
+    <w:lvl w:ilvl="2" w:tplc="040E0005" w:tentative="1">
+      <w:start w:val="1"/>
+      <w:numFmt w:val="bullet"/>
+      <w:lvlText w:val=""/>
+      <w:lvlJc w:val="left"/>
+      <w:pPr>
+        <w:ind w:left="2160" w:hanging="360"/>
+      </w:pPr>
+      <w:rPr>
+        <w:rFonts w:ascii="Wingdings" w:hAnsi="Wingdings" w:hint="default"/>
+      </w:rPr>
+    </w:lvl>
+    <w:lvl w:ilvl="3" w:tplc="040E0001" w:tentative="1">
+      <w:start w:val="1"/>
+      <w:numFmt w:val="bullet"/>
+      <w:lvlText w:val=""/>
+      <w:lvlJc w:val="left"/>
+      <w:pPr>
+        <w:ind w:left="2880" w:hanging="360"/>
+      </w:pPr>
+      <w:rPr>
+        <w:rFonts w:ascii="Symbol" w:hAnsi="Symbol" w:hint="default"/>
+      </w:rPr>
+    </w:lvl>
+    <w:lvl w:ilvl="4" w:tplc="040E0003" w:tentative="1">
+      <w:start w:val="1"/>
+      <w:numFmt w:val="bullet"/>
+      <w:lvlText w:val="o"/>
+      <w:lvlJc w:val="left"/>
+      <w:pPr>
+        <w:ind w:left="3600" w:hanging="360"/>
+      </w:pPr>
+      <w:rPr>
+        <w:rFonts w:ascii="Courier New" w:hAnsi="Courier New" w:cs="Courier New" w:hint="default"/>
+      </w:rPr>
+    </w:lvl>
+    <w:lvl w:ilvl="5" w:tplc="040E0005" w:tentative="1">
+      <w:start w:val="1"/>
+      <w:numFmt w:val="bullet"/>
+      <w:lvlText w:val=""/>
+      <w:lvlJc w:val="left"/>
+      <w:pPr>
+        <w:ind w:left="4320" w:hanging="360"/>
+      </w:pPr>
+      <w:rPr>
+        <w:rFonts w:ascii="Wingdings" w:hAnsi="Wingdings" w:hint="default"/>
+      </w:rPr>
+    </w:lvl>
+    <w:lvl w:ilvl="6" w:tplc="040E0001" w:tentative="1">
+      <w:start w:val="1"/>
+      <w:numFmt w:val="bullet"/>
+      <w:lvlText w:val=""/>
+      <w:lvlJc w:val="left"/>
+      <w:pPr>
+        <w:ind w:left="5040" w:hanging="360"/>
+      </w:pPr>
+      <w:rPr>
+        <w:rFonts w:ascii="Symbol" w:hAnsi="Symbol" w:hint="default"/>
+      </w:rPr>
+    </w:lvl>
+    <w:lvl w:ilvl="7" w:tplc="040E0003" w:tentative="1">
+      <w:start w:val="1"/>
+      <w:numFmt w:val="bullet"/>
+      <w:lvlText w:val="o"/>
+      <w:lvlJc w:val="left"/>
+      <w:pPr>
+        <w:ind w:left="5760" w:hanging="360"/>
+      </w:pPr>
+      <w:rPr>
+        <w:rFonts w:ascii="Courier New" w:hAnsi="Courier New" w:cs="Courier New" w:hint="default"/>
+      </w:rPr>
+    </w:lvl>
+    <w:lvl w:ilvl="8" w:tplc="040E0005" w:tentative="1">
+      <w:start w:val="1"/>
+      <w:numFmt w:val="bullet"/>
+      <w:lvlText w:val=""/>
+      <w:lvlJc w:val="left"/>
+      <w:pPr>
+        <w:ind w:left="6480" w:hanging="360"/>
+      </w:pPr>
+      <w:rPr>
+        <w:rFonts w:ascii="Wingdings" w:hAnsi="Wingdings" w:hint="default"/>
+      </w:rPr>
+    </w:lvl>
+  </w:abstractNum>
+  <w:abstractNum w:abstractNumId="5" w15:restartNumberingAfterBreak="0">
+    <w:nsid w:val="26291A44"/>
+    <w:multiLevelType w:val="hybridMultilevel"/>
+    <w:tmpl w:val="CA6AE7D0"/>
+    <w:lvl w:ilvl="0" w:tplc="040E0001">
+      <w:start w:val="1"/>
+      <w:numFmt w:val="bullet"/>
+      <w:lvlText w:val=""/>
+      <w:lvlJc w:val="left"/>
+      <w:pPr>
+        <w:ind w:left="720" w:hanging="360"/>
+      </w:pPr>
+      <w:rPr>
+        <w:rFonts w:ascii="Symbol" w:hAnsi="Symbol" w:hint="default"/>
+      </w:rPr>
+    </w:lvl>
+    <w:lvl w:ilvl="1" w:tplc="040E0003" w:tentative="1">
+      <w:start w:val="1"/>
+      <w:numFmt w:val="bullet"/>
+      <w:lvlText w:val="o"/>
+      <w:lvlJc w:val="left"/>
+      <w:pPr>
+        <w:ind w:left="1440" w:hanging="360"/>
+      </w:pPr>
+      <w:rPr>
+        <w:rFonts w:ascii="Courier New" w:hAnsi="Courier New" w:cs="Courier New" w:hint="default"/>
+      </w:rPr>
+    </w:lvl>
+    <w:lvl w:ilvl="2" w:tplc="040E0005" w:tentative="1">
+      <w:start w:val="1"/>
+      <w:numFmt w:val="bullet"/>
+      <w:lvlText w:val=""/>
+      <w:lvlJc w:val="left"/>
+      <w:pPr>
+        <w:ind w:left="2160" w:hanging="360"/>
+      </w:pPr>
+      <w:rPr>
+        <w:rFonts w:ascii="Wingdings" w:hAnsi="Wingdings" w:hint="default"/>
+      </w:rPr>
+    </w:lvl>
+    <w:lvl w:ilvl="3" w:tplc="040E0001" w:tentative="1">
+      <w:start w:val="1"/>
+      <w:numFmt w:val="bullet"/>
+      <w:lvlText w:val=""/>
+      <w:lvlJc w:val="left"/>
+      <w:pPr>
+        <w:ind w:left="2880" w:hanging="360"/>
+      </w:pPr>
+      <w:rPr>
+        <w:rFonts w:ascii="Symbol" w:hAnsi="Symbol" w:hint="default"/>
+      </w:rPr>
+    </w:lvl>
+    <w:lvl w:ilvl="4" w:tplc="040E0003" w:tentative="1">
+      <w:start w:val="1"/>
+      <w:numFmt w:val="bullet"/>
+      <w:lvlText w:val="o"/>
+      <w:lvlJc w:val="left"/>
+      <w:pPr>
+        <w:ind w:left="3600" w:hanging="360"/>
+      </w:pPr>
+      <w:rPr>
+        <w:rFonts w:ascii="Courier New" w:hAnsi="Courier New" w:cs="Courier New" w:hint="default"/>
+      </w:rPr>
+    </w:lvl>
+    <w:lvl w:ilvl="5" w:tplc="040E0005" w:tentative="1">
+      <w:start w:val="1"/>
+      <w:numFmt w:val="bullet"/>
+      <w:lvlText w:val=""/>
+      <w:lvlJc w:val="left"/>
+      <w:pPr>
+        <w:ind w:left="4320" w:hanging="360"/>
+      </w:pPr>
+      <w:rPr>
+        <w:rFonts w:ascii="Wingdings" w:hAnsi="Wingdings" w:hint="default"/>
+      </w:rPr>
+    </w:lvl>
+    <w:lvl w:ilvl="6" w:tplc="040E0001" w:tentative="1">
+      <w:start w:val="1"/>
+      <w:numFmt w:val="bullet"/>
+      <w:lvlText w:val=""/>
+      <w:lvlJc w:val="left"/>
+      <w:pPr>
+        <w:ind w:left="5040" w:hanging="360"/>
+      </w:pPr>
+      <w:rPr>
+        <w:rFonts w:ascii="Symbol" w:hAnsi="Symbol" w:hint="default"/>
+      </w:rPr>
+    </w:lvl>
+    <w:lvl w:ilvl="7" w:tplc="040E0003" w:tentative="1">
+      <w:start w:val="1"/>
+      <w:numFmt w:val="bullet"/>
+      <w:lvlText w:val="o"/>
+      <w:lvlJc w:val="left"/>
+      <w:pPr>
+        <w:ind w:left="5760" w:hanging="360"/>
+      </w:pPr>
+      <w:rPr>
+        <w:rFonts w:ascii="Courier New" w:hAnsi="Courier New" w:cs="Courier New" w:hint="default"/>
+      </w:rPr>
+    </w:lvl>
+    <w:lvl w:ilvl="8" w:tplc="040E0005" w:tentative="1">
+      <w:start w:val="1"/>
+      <w:numFmt w:val="bullet"/>
+      <w:lvlText w:val=""/>
+      <w:lvlJc w:val="left"/>
+      <w:pPr>
+        <w:ind w:left="6480" w:hanging="360"/>
+      </w:pPr>
+      <w:rPr>
+        <w:rFonts w:ascii="Wingdings" w:hAnsi="Wingdings" w:hint="default"/>
+      </w:rPr>
+    </w:lvl>
+  </w:abstractNum>
+  <w:abstractNum w:abstractNumId="6" w15:restartNumberingAfterBreak="0">
     <w:nsid w:val="2EED6756"/>
     <w:multiLevelType w:val="hybridMultilevel"/>
     <w:tmpl w:val="5824D63E"/>
@@ -805,7 +2502,120 @@
       </w:pPr>
     </w:lvl>
   </w:abstractNum>
-  <w:abstractNum w:abstractNumId="3" w15:restartNumberingAfterBreak="0">
+  <w:abstractNum w:abstractNumId="7" w15:restartNumberingAfterBreak="0">
+    <w:nsid w:val="3336528A"/>
+    <w:multiLevelType w:val="hybridMultilevel"/>
+    <w:tmpl w:val="669268C0"/>
+    <w:lvl w:ilvl="0" w:tplc="040E0001">
+      <w:start w:val="1"/>
+      <w:numFmt w:val="bullet"/>
+      <w:lvlText w:val=""/>
+      <w:lvlJc w:val="left"/>
+      <w:pPr>
+        <w:ind w:left="720" w:hanging="360"/>
+      </w:pPr>
+      <w:rPr>
+        <w:rFonts w:ascii="Symbol" w:hAnsi="Symbol" w:hint="default"/>
+      </w:rPr>
+    </w:lvl>
+    <w:lvl w:ilvl="1" w:tplc="040E0003" w:tentative="1">
+      <w:start w:val="1"/>
+      <w:numFmt w:val="bullet"/>
+      <w:lvlText w:val="o"/>
+      <w:lvlJc w:val="left"/>
+      <w:pPr>
+        <w:ind w:left="1440" w:hanging="360"/>
+      </w:pPr>
+      <w:rPr>
+        <w:rFonts w:ascii="Courier New" w:hAnsi="Courier New" w:cs="Courier New" w:hint="default"/>
+      </w:rPr>
+    </w:lvl>
+    <w:lvl w:ilvl="2" w:tplc="040E0005" w:tentative="1">
+      <w:start w:val="1"/>
+      <w:numFmt w:val="bullet"/>
+      <w:lvlText w:val=""/>
+      <w:lvlJc w:val="left"/>
+      <w:pPr>
+        <w:ind w:left="2160" w:hanging="360"/>
+      </w:pPr>
+      <w:rPr>
+        <w:rFonts w:ascii="Wingdings" w:hAnsi="Wingdings" w:hint="default"/>
+      </w:rPr>
+    </w:lvl>
+    <w:lvl w:ilvl="3" w:tplc="040E0001" w:tentative="1">
+      <w:start w:val="1"/>
+      <w:numFmt w:val="bullet"/>
+      <w:lvlText w:val=""/>
+      <w:lvlJc w:val="left"/>
+      <w:pPr>
+        <w:ind w:left="2880" w:hanging="360"/>
+      </w:pPr>
+      <w:rPr>
+        <w:rFonts w:ascii="Symbol" w:hAnsi="Symbol" w:hint="default"/>
+      </w:rPr>
+    </w:lvl>
+    <w:lvl w:ilvl="4" w:tplc="040E0003" w:tentative="1">
+      <w:start w:val="1"/>
+      <w:numFmt w:val="bullet"/>
+      <w:lvlText w:val="o"/>
+      <w:lvlJc w:val="left"/>
+      <w:pPr>
+        <w:ind w:left="3600" w:hanging="360"/>
+      </w:pPr>
+      <w:rPr>
+        <w:rFonts w:ascii="Courier New" w:hAnsi="Courier New" w:cs="Courier New" w:hint="default"/>
+      </w:rPr>
+    </w:lvl>
+    <w:lvl w:ilvl="5" w:tplc="040E0005" w:tentative="1">
+      <w:start w:val="1"/>
+      <w:numFmt w:val="bullet"/>
+      <w:lvlText w:val=""/>
+      <w:lvlJc w:val="left"/>
+      <w:pPr>
+        <w:ind w:left="4320" w:hanging="360"/>
+      </w:pPr>
+      <w:rPr>
+        <w:rFonts w:ascii="Wingdings" w:hAnsi="Wingdings" w:hint="default"/>
+      </w:rPr>
+    </w:lvl>
+    <w:lvl w:ilvl="6" w:tplc="040E0001" w:tentative="1">
+      <w:start w:val="1"/>
+      <w:numFmt w:val="bullet"/>
+      <w:lvlText w:val=""/>
+      <w:lvlJc w:val="left"/>
+      <w:pPr>
+        <w:ind w:left="5040" w:hanging="360"/>
+      </w:pPr>
+      <w:rPr>
+        <w:rFonts w:ascii="Symbol" w:hAnsi="Symbol" w:hint="default"/>
+      </w:rPr>
+    </w:lvl>
+    <w:lvl w:ilvl="7" w:tplc="040E0003" w:tentative="1">
+      <w:start w:val="1"/>
+      <w:numFmt w:val="bullet"/>
+      <w:lvlText w:val="o"/>
+      <w:lvlJc w:val="left"/>
+      <w:pPr>
+        <w:ind w:left="5760" w:hanging="360"/>
+      </w:pPr>
+      <w:rPr>
+        <w:rFonts w:ascii="Courier New" w:hAnsi="Courier New" w:cs="Courier New" w:hint="default"/>
+      </w:rPr>
+    </w:lvl>
+    <w:lvl w:ilvl="8" w:tplc="040E0005" w:tentative="1">
+      <w:start w:val="1"/>
+      <w:numFmt w:val="bullet"/>
+      <w:lvlText w:val=""/>
+      <w:lvlJc w:val="left"/>
+      <w:pPr>
+        <w:ind w:left="6480" w:hanging="360"/>
+      </w:pPr>
+      <w:rPr>
+        <w:rFonts w:ascii="Wingdings" w:hAnsi="Wingdings" w:hint="default"/>
+      </w:rPr>
+    </w:lvl>
+  </w:abstractNum>
+  <w:abstractNum w:abstractNumId="8" w15:restartNumberingAfterBreak="0">
     <w:nsid w:val="407E6217"/>
     <w:multiLevelType w:val="hybridMultilevel"/>
     <w:tmpl w:val="8C2AB2B0"/>
@@ -891,7 +2701,7 @@
       </w:pPr>
     </w:lvl>
   </w:abstractNum>
-  <w:abstractNum w:abstractNumId="4" w15:restartNumberingAfterBreak="0">
+  <w:abstractNum w:abstractNumId="9" w15:restartNumberingAfterBreak="0">
     <w:nsid w:val="45C00E98"/>
     <w:multiLevelType w:val="hybridMultilevel"/>
     <w:tmpl w:val="35100408"/>
@@ -977,20 +2787,446 @@
       </w:pPr>
     </w:lvl>
   </w:abstractNum>
+  <w:abstractNum w:abstractNumId="10" w15:restartNumberingAfterBreak="0">
+    <w:nsid w:val="5D28140F"/>
+    <w:multiLevelType w:val="hybridMultilevel"/>
+    <w:tmpl w:val="8682B5D2"/>
+    <w:lvl w:ilvl="0" w:tplc="040E0001">
+      <w:start w:val="1"/>
+      <w:numFmt w:val="bullet"/>
+      <w:lvlText w:val=""/>
+      <w:lvlJc w:val="left"/>
+      <w:pPr>
+        <w:ind w:left="717" w:hanging="360"/>
+      </w:pPr>
+      <w:rPr>
+        <w:rFonts w:ascii="Symbol" w:hAnsi="Symbol" w:hint="default"/>
+      </w:rPr>
+    </w:lvl>
+    <w:lvl w:ilvl="1" w:tplc="040E0003" w:tentative="1">
+      <w:start w:val="1"/>
+      <w:numFmt w:val="bullet"/>
+      <w:lvlText w:val="o"/>
+      <w:lvlJc w:val="left"/>
+      <w:pPr>
+        <w:ind w:left="1437" w:hanging="360"/>
+      </w:pPr>
+      <w:rPr>
+        <w:rFonts w:ascii="Courier New" w:hAnsi="Courier New" w:cs="Courier New" w:hint="default"/>
+      </w:rPr>
+    </w:lvl>
+    <w:lvl w:ilvl="2" w:tplc="040E0005" w:tentative="1">
+      <w:start w:val="1"/>
+      <w:numFmt w:val="bullet"/>
+      <w:lvlText w:val=""/>
+      <w:lvlJc w:val="left"/>
+      <w:pPr>
+        <w:ind w:left="2157" w:hanging="360"/>
+      </w:pPr>
+      <w:rPr>
+        <w:rFonts w:ascii="Wingdings" w:hAnsi="Wingdings" w:hint="default"/>
+      </w:rPr>
+    </w:lvl>
+    <w:lvl w:ilvl="3" w:tplc="040E0001" w:tentative="1">
+      <w:start w:val="1"/>
+      <w:numFmt w:val="bullet"/>
+      <w:lvlText w:val=""/>
+      <w:lvlJc w:val="left"/>
+      <w:pPr>
+        <w:ind w:left="2877" w:hanging="360"/>
+      </w:pPr>
+      <w:rPr>
+        <w:rFonts w:ascii="Symbol" w:hAnsi="Symbol" w:hint="default"/>
+      </w:rPr>
+    </w:lvl>
+    <w:lvl w:ilvl="4" w:tplc="040E0003" w:tentative="1">
+      <w:start w:val="1"/>
+      <w:numFmt w:val="bullet"/>
+      <w:lvlText w:val="o"/>
+      <w:lvlJc w:val="left"/>
+      <w:pPr>
+        <w:ind w:left="3597" w:hanging="360"/>
+      </w:pPr>
+      <w:rPr>
+        <w:rFonts w:ascii="Courier New" w:hAnsi="Courier New" w:cs="Courier New" w:hint="default"/>
+      </w:rPr>
+    </w:lvl>
+    <w:lvl w:ilvl="5" w:tplc="040E0005" w:tentative="1">
+      <w:start w:val="1"/>
+      <w:numFmt w:val="bullet"/>
+      <w:lvlText w:val=""/>
+      <w:lvlJc w:val="left"/>
+      <w:pPr>
+        <w:ind w:left="4317" w:hanging="360"/>
+      </w:pPr>
+      <w:rPr>
+        <w:rFonts w:ascii="Wingdings" w:hAnsi="Wingdings" w:hint="default"/>
+      </w:rPr>
+    </w:lvl>
+    <w:lvl w:ilvl="6" w:tplc="040E0001" w:tentative="1">
+      <w:start w:val="1"/>
+      <w:numFmt w:val="bullet"/>
+      <w:lvlText w:val=""/>
+      <w:lvlJc w:val="left"/>
+      <w:pPr>
+        <w:ind w:left="5037" w:hanging="360"/>
+      </w:pPr>
+      <w:rPr>
+        <w:rFonts w:ascii="Symbol" w:hAnsi="Symbol" w:hint="default"/>
+      </w:rPr>
+    </w:lvl>
+    <w:lvl w:ilvl="7" w:tplc="040E0003" w:tentative="1">
+      <w:start w:val="1"/>
+      <w:numFmt w:val="bullet"/>
+      <w:lvlText w:val="o"/>
+      <w:lvlJc w:val="left"/>
+      <w:pPr>
+        <w:ind w:left="5757" w:hanging="360"/>
+      </w:pPr>
+      <w:rPr>
+        <w:rFonts w:ascii="Courier New" w:hAnsi="Courier New" w:cs="Courier New" w:hint="default"/>
+      </w:rPr>
+    </w:lvl>
+    <w:lvl w:ilvl="8" w:tplc="040E0005" w:tentative="1">
+      <w:start w:val="1"/>
+      <w:numFmt w:val="bullet"/>
+      <w:lvlText w:val=""/>
+      <w:lvlJc w:val="left"/>
+      <w:pPr>
+        <w:ind w:left="6477" w:hanging="360"/>
+      </w:pPr>
+      <w:rPr>
+        <w:rFonts w:ascii="Wingdings" w:hAnsi="Wingdings" w:hint="default"/>
+      </w:rPr>
+    </w:lvl>
+  </w:abstractNum>
+  <w:abstractNum w:abstractNumId="11" w15:restartNumberingAfterBreak="0">
+    <w:nsid w:val="6CDC047C"/>
+    <w:multiLevelType w:val="multilevel"/>
+    <w:tmpl w:val="789204AE"/>
+    <w:lvl w:ilvl="0">
+      <w:start w:val="1"/>
+      <w:numFmt w:val="bullet"/>
+      <w:lvlText w:val="●"/>
+      <w:lvlJc w:val="left"/>
+      <w:pPr>
+        <w:ind w:left="720" w:hanging="360"/>
+      </w:pPr>
+      <w:rPr>
+        <w:strike w:val="0"/>
+        <w:dstrike w:val="0"/>
+        <w:u w:val="none"/>
+        <w:effect w:val="none"/>
+      </w:rPr>
+    </w:lvl>
+    <w:lvl w:ilvl="1">
+      <w:start w:val="1"/>
+      <w:numFmt w:val="bullet"/>
+      <w:lvlText w:val="○"/>
+      <w:lvlJc w:val="left"/>
+      <w:pPr>
+        <w:ind w:left="1440" w:hanging="360"/>
+      </w:pPr>
+      <w:rPr>
+        <w:strike w:val="0"/>
+        <w:dstrike w:val="0"/>
+        <w:u w:val="none"/>
+        <w:effect w:val="none"/>
+      </w:rPr>
+    </w:lvl>
+    <w:lvl w:ilvl="2">
+      <w:start w:val="1"/>
+      <w:numFmt w:val="bullet"/>
+      <w:lvlText w:val="■"/>
+      <w:lvlJc w:val="left"/>
+      <w:pPr>
+        <w:ind w:left="2160" w:hanging="360"/>
+      </w:pPr>
+      <w:rPr>
+        <w:strike w:val="0"/>
+        <w:dstrike w:val="0"/>
+        <w:u w:val="none"/>
+        <w:effect w:val="none"/>
+      </w:rPr>
+    </w:lvl>
+    <w:lvl w:ilvl="3">
+      <w:start w:val="1"/>
+      <w:numFmt w:val="bullet"/>
+      <w:lvlText w:val="●"/>
+      <w:lvlJc w:val="left"/>
+      <w:pPr>
+        <w:ind w:left="2880" w:hanging="360"/>
+      </w:pPr>
+      <w:rPr>
+        <w:strike w:val="0"/>
+        <w:dstrike w:val="0"/>
+        <w:u w:val="none"/>
+        <w:effect w:val="none"/>
+      </w:rPr>
+    </w:lvl>
+    <w:lvl w:ilvl="4">
+      <w:start w:val="1"/>
+      <w:numFmt w:val="bullet"/>
+      <w:lvlText w:val="○"/>
+      <w:lvlJc w:val="left"/>
+      <w:pPr>
+        <w:ind w:left="3600" w:hanging="360"/>
+      </w:pPr>
+      <w:rPr>
+        <w:strike w:val="0"/>
+        <w:dstrike w:val="0"/>
+        <w:u w:val="none"/>
+        <w:effect w:val="none"/>
+      </w:rPr>
+    </w:lvl>
+    <w:lvl w:ilvl="5">
+      <w:start w:val="1"/>
+      <w:numFmt w:val="bullet"/>
+      <w:lvlText w:val="■"/>
+      <w:lvlJc w:val="left"/>
+      <w:pPr>
+        <w:ind w:left="4320" w:hanging="360"/>
+      </w:pPr>
+      <w:rPr>
+        <w:strike w:val="0"/>
+        <w:dstrike w:val="0"/>
+        <w:u w:val="none"/>
+        <w:effect w:val="none"/>
+      </w:rPr>
+    </w:lvl>
+    <w:lvl w:ilvl="6">
+      <w:start w:val="1"/>
+      <w:numFmt w:val="bullet"/>
+      <w:lvlText w:val="●"/>
+      <w:lvlJc w:val="left"/>
+      <w:pPr>
+        <w:ind w:left="5040" w:hanging="360"/>
+      </w:pPr>
+      <w:rPr>
+        <w:strike w:val="0"/>
+        <w:dstrike w:val="0"/>
+        <w:u w:val="none"/>
+        <w:effect w:val="none"/>
+      </w:rPr>
+    </w:lvl>
+    <w:lvl w:ilvl="7">
+      <w:start w:val="1"/>
+      <w:numFmt w:val="bullet"/>
+      <w:lvlText w:val="○"/>
+      <w:lvlJc w:val="left"/>
+      <w:pPr>
+        <w:ind w:left="5760" w:hanging="360"/>
+      </w:pPr>
+      <w:rPr>
+        <w:strike w:val="0"/>
+        <w:dstrike w:val="0"/>
+        <w:u w:val="none"/>
+        <w:effect w:val="none"/>
+      </w:rPr>
+    </w:lvl>
+    <w:lvl w:ilvl="8">
+      <w:start w:val="1"/>
+      <w:numFmt w:val="bullet"/>
+      <w:lvlText w:val="■"/>
+      <w:lvlJc w:val="left"/>
+      <w:pPr>
+        <w:ind w:left="6480" w:hanging="360"/>
+      </w:pPr>
+      <w:rPr>
+        <w:strike w:val="0"/>
+        <w:dstrike w:val="0"/>
+        <w:u w:val="none"/>
+        <w:effect w:val="none"/>
+      </w:rPr>
+    </w:lvl>
+  </w:abstractNum>
+  <w:abstractNum w:abstractNumId="12" w15:restartNumberingAfterBreak="0">
+    <w:nsid w:val="79A6397D"/>
+    <w:multiLevelType w:val="hybridMultilevel"/>
+    <w:tmpl w:val="3E5483E4"/>
+    <w:lvl w:ilvl="0" w:tplc="040E0001">
+      <w:start w:val="1"/>
+      <w:numFmt w:val="bullet"/>
+      <w:lvlText w:val=""/>
+      <w:lvlJc w:val="left"/>
+      <w:pPr>
+        <w:ind w:left="720" w:hanging="360"/>
+      </w:pPr>
+      <w:rPr>
+        <w:rFonts w:ascii="Symbol" w:hAnsi="Symbol" w:hint="default"/>
+      </w:rPr>
+    </w:lvl>
+    <w:lvl w:ilvl="1" w:tplc="040E0003" w:tentative="1">
+      <w:start w:val="1"/>
+      <w:numFmt w:val="bullet"/>
+      <w:lvlText w:val="o"/>
+      <w:lvlJc w:val="left"/>
+      <w:pPr>
+        <w:ind w:left="1440" w:hanging="360"/>
+      </w:pPr>
+      <w:rPr>
+        <w:rFonts w:ascii="Courier New" w:hAnsi="Courier New" w:cs="Courier New" w:hint="default"/>
+      </w:rPr>
+    </w:lvl>
+    <w:lvl w:ilvl="2" w:tplc="040E0005" w:tentative="1">
+      <w:start w:val="1"/>
+      <w:numFmt w:val="bullet"/>
+      <w:lvlText w:val=""/>
+      <w:lvlJc w:val="left"/>
+      <w:pPr>
+        <w:ind w:left="2160" w:hanging="360"/>
+      </w:pPr>
+      <w:rPr>
+        <w:rFonts w:ascii="Wingdings" w:hAnsi="Wingdings" w:hint="default"/>
+      </w:rPr>
+    </w:lvl>
+    <w:lvl w:ilvl="3" w:tplc="040E0001" w:tentative="1">
+      <w:start w:val="1"/>
+      <w:numFmt w:val="bullet"/>
+      <w:lvlText w:val=""/>
+      <w:lvlJc w:val="left"/>
+      <w:pPr>
+        <w:ind w:left="2880" w:hanging="360"/>
+      </w:pPr>
+      <w:rPr>
+        <w:rFonts w:ascii="Symbol" w:hAnsi="Symbol" w:hint="default"/>
+      </w:rPr>
+    </w:lvl>
+    <w:lvl w:ilvl="4" w:tplc="040E0003" w:tentative="1">
+      <w:start w:val="1"/>
+      <w:numFmt w:val="bullet"/>
+      <w:lvlText w:val="o"/>
+      <w:lvlJc w:val="left"/>
+      <w:pPr>
+        <w:ind w:left="3600" w:hanging="360"/>
+      </w:pPr>
+      <w:rPr>
+        <w:rFonts w:ascii="Courier New" w:hAnsi="Courier New" w:cs="Courier New" w:hint="default"/>
+      </w:rPr>
+    </w:lvl>
+    <w:lvl w:ilvl="5" w:tplc="040E0005" w:tentative="1">
+      <w:start w:val="1"/>
+      <w:numFmt w:val="bullet"/>
+      <w:lvlText w:val=""/>
+      <w:lvlJc w:val="left"/>
+      <w:pPr>
+        <w:ind w:left="4320" w:hanging="360"/>
+      </w:pPr>
+      <w:rPr>
+        <w:rFonts w:ascii="Wingdings" w:hAnsi="Wingdings" w:hint="default"/>
+      </w:rPr>
+    </w:lvl>
+    <w:lvl w:ilvl="6" w:tplc="040E0001" w:tentative="1">
+      <w:start w:val="1"/>
+      <w:numFmt w:val="bullet"/>
+      <w:lvlText w:val=""/>
+      <w:lvlJc w:val="left"/>
+      <w:pPr>
+        <w:ind w:left="5040" w:hanging="360"/>
+      </w:pPr>
+      <w:rPr>
+        <w:rFonts w:ascii="Symbol" w:hAnsi="Symbol" w:hint="default"/>
+      </w:rPr>
+    </w:lvl>
+    <w:lvl w:ilvl="7" w:tplc="040E0003" w:tentative="1">
+      <w:start w:val="1"/>
+      <w:numFmt w:val="bullet"/>
+      <w:lvlText w:val="o"/>
+      <w:lvlJc w:val="left"/>
+      <w:pPr>
+        <w:ind w:left="5760" w:hanging="360"/>
+      </w:pPr>
+      <w:rPr>
+        <w:rFonts w:ascii="Courier New" w:hAnsi="Courier New" w:cs="Courier New" w:hint="default"/>
+      </w:rPr>
+    </w:lvl>
+    <w:lvl w:ilvl="8" w:tplc="040E0005" w:tentative="1">
+      <w:start w:val="1"/>
+      <w:numFmt w:val="bullet"/>
+      <w:lvlText w:val=""/>
+      <w:lvlJc w:val="left"/>
+      <w:pPr>
+        <w:ind w:left="6480" w:hanging="360"/>
+      </w:pPr>
+      <w:rPr>
+        <w:rFonts w:ascii="Wingdings" w:hAnsi="Wingdings" w:hint="default"/>
+      </w:rPr>
+    </w:lvl>
+  </w:abstractNum>
   <w:num w:numId="1">
-    <w:abstractNumId w:val="1"/>
+    <w:abstractNumId w:val="3"/>
   </w:num>
   <w:num w:numId="2">
-    <w:abstractNumId w:val="3"/>
+    <w:abstractNumId w:val="8"/>
   </w:num>
   <w:num w:numId="3">
-    <w:abstractNumId w:val="2"/>
+    <w:abstractNumId w:val="6"/>
   </w:num>
   <w:num w:numId="4">
-    <w:abstractNumId w:val="4"/>
+    <w:abstractNumId w:val="9"/>
   </w:num>
   <w:num w:numId="5">
     <w:abstractNumId w:val="0"/>
+  </w:num>
+  <w:num w:numId="6">
+    <w:abstractNumId w:val="11"/>
+    <w:lvlOverride w:ilvl="0"/>
+    <w:lvlOverride w:ilvl="1"/>
+    <w:lvlOverride w:ilvl="2"/>
+    <w:lvlOverride w:ilvl="3"/>
+    <w:lvlOverride w:ilvl="4"/>
+    <w:lvlOverride w:ilvl="5"/>
+    <w:lvlOverride w:ilvl="6"/>
+    <w:lvlOverride w:ilvl="7"/>
+    <w:lvlOverride w:ilvl="8"/>
+  </w:num>
+  <w:num w:numId="7">
+    <w:abstractNumId w:val="7"/>
+  </w:num>
+  <w:num w:numId="8">
+    <w:abstractNumId w:val="2"/>
+    <w:lvlOverride w:ilvl="0">
+      <w:startOverride w:val="1"/>
+    </w:lvlOverride>
+    <w:lvlOverride w:ilvl="1">
+      <w:startOverride w:val="1"/>
+    </w:lvlOverride>
+    <w:lvlOverride w:ilvl="2">
+      <w:startOverride w:val="1"/>
+    </w:lvlOverride>
+    <w:lvlOverride w:ilvl="3">
+      <w:startOverride w:val="1"/>
+    </w:lvlOverride>
+    <w:lvlOverride w:ilvl="4">
+      <w:startOverride w:val="1"/>
+    </w:lvlOverride>
+    <w:lvlOverride w:ilvl="5">
+      <w:startOverride w:val="1"/>
+    </w:lvlOverride>
+    <w:lvlOverride w:ilvl="6">
+      <w:startOverride w:val="1"/>
+    </w:lvlOverride>
+    <w:lvlOverride w:ilvl="7">
+      <w:startOverride w:val="1"/>
+    </w:lvlOverride>
+    <w:lvlOverride w:ilvl="8">
+      <w:startOverride w:val="1"/>
+    </w:lvlOverride>
+  </w:num>
+  <w:num w:numId="9">
+    <w:abstractNumId w:val="1"/>
+  </w:num>
+  <w:num w:numId="10">
+    <w:abstractNumId w:val="12"/>
+  </w:num>
+  <w:num w:numId="11">
+    <w:abstractNumId w:val="4"/>
+  </w:num>
+  <w:num w:numId="12">
+    <w:abstractNumId w:val="5"/>
+  </w:num>
+  <w:num w:numId="13">
+    <w:abstractNumId w:val="10"/>
   </w:num>
 </w:numbering>
 </file>
@@ -1562,10 +3798,9 @@
     <w:basedOn w:val="Norml"/>
     <w:link w:val="MyTextChar"/>
     <w:qFormat/>
-    <w:rsid w:val="008643C9"/>
+    <w:rsid w:val="00CD762B"/>
     <w:pPr>
       <w:spacing w:after="0" w:line="360" w:lineRule="auto"/>
-      <w:ind w:left="340" w:firstLine="709"/>
       <w:jc w:val="both"/>
     </w:pPr>
     <w:rPr>
@@ -1599,10 +3834,29 @@
     <w:name w:val="MyText Char"/>
     <w:basedOn w:val="Bekezdsalapbettpusa"/>
     <w:link w:val="MyText"/>
-    <w:rsid w:val="008643C9"/>
+    <w:rsid w:val="00CD762B"/>
     <w:rPr>
       <w:rFonts w:ascii="Times New Roman" w:hAnsi="Times New Roman"/>
       <w:sz w:val="24"/>
+    </w:rPr>
+  </w:style>
+  <w:style w:type="paragraph" w:styleId="Kpalrs">
+    <w:name w:val="caption"/>
+    <w:basedOn w:val="Norml"/>
+    <w:next w:val="Norml"/>
+    <w:uiPriority w:val="35"/>
+    <w:unhideWhenUsed/>
+    <w:qFormat/>
+    <w:rsid w:val="00A91FDA"/>
+    <w:pPr>
+      <w:spacing w:after="200" w:line="240" w:lineRule="auto"/>
+    </w:pPr>
+    <w:rPr>
+      <w:i/>
+      <w:iCs/>
+      <w:color w:val="44546A" w:themeColor="text2"/>
+      <w:sz w:val="18"/>
+      <w:szCs w:val="18"/>
     </w:rPr>
   </w:style>
 </w:styles>
@@ -1867,4 +4121,16 @@
     </a:ext>
   </a:extLst>
 </a:theme>
+</file>
+
+<file path=customXml/item1.xml><?xml version="1.0" encoding="utf-8"?>
+<b:Sources xmlns:b="http://schemas.openxmlformats.org/officeDocument/2006/bibliography" xmlns="http://schemas.openxmlformats.org/officeDocument/2006/bibliography" SelectedStyle="\APASixthEditionOfficeOnline.xsl" StyleName="APA" Version="6"/>
+</file>
+
+<file path=customXml/itemProps1.xml><?xml version="1.0" encoding="utf-8"?>
+<ds:datastoreItem xmlns:ds="http://schemas.openxmlformats.org/officeDocument/2006/customXml" ds:itemID="{D564EBE5-617B-45F6-A2E7-9ED6DFE3C1CA}">
+  <ds:schemaRefs>
+    <ds:schemaRef ds:uri="http://schemas.openxmlformats.org/officeDocument/2006/bibliography"/>
+  </ds:schemaRefs>
+</ds:datastoreItem>
 </file>
--- a/docs/documentation.docx
+++ b/docs/documentation.docx
@@ -441,12 +441,107 @@
     <w:p>
       <w:pPr>
         <w:pStyle w:val="MyText"/>
+        <w:keepNext/>
+        <w:jc w:val="center"/>
+      </w:pPr>
+      <w:r>
+        <w:rPr>
+          <w:noProof/>
+          <w:lang w:eastAsia="hu-HU"/>
+        </w:rPr>
+        <w:drawing>
+          <wp:inline distT="0" distB="0" distL="0" distR="0" wp14:anchorId="716B0059" wp14:editId="30F95D47">
+            <wp:extent cx="2377414" cy="1990725"/>
+            <wp:effectExtent l="0" t="0" r="4445" b="0"/>
+            <wp:docPr id="3" name="Kép 3" descr="C:\Users\Dev\AppData\Local\Microsoft\Windows\INetCache\Content.Word\uml-use-case.png"/>
+            <wp:cNvGraphicFramePr>
+              <a:graphicFrameLocks xmlns:a="http://schemas.openxmlformats.org/drawingml/2006/main" noChangeAspect="1"/>
+            </wp:cNvGraphicFramePr>
+            <a:graphic xmlns:a="http://schemas.openxmlformats.org/drawingml/2006/main">
+              <a:graphicData uri="http://schemas.openxmlformats.org/drawingml/2006/picture">
+                <pic:pic xmlns:pic="http://schemas.openxmlformats.org/drawingml/2006/picture">
+                  <pic:nvPicPr>
+                    <pic:cNvPr id="0" name="Picture 15" descr="C:\Users\Dev\AppData\Local\Microsoft\Windows\INetCache\Content.Word\uml-use-case.png"/>
+                    <pic:cNvPicPr>
+                      <a:picLocks noChangeAspect="1" noChangeArrowheads="1"/>
+                    </pic:cNvPicPr>
+                  </pic:nvPicPr>
+                  <pic:blipFill>
+                    <a:blip r:embed="rId7" cstate="print">
+                      <a:extLst>
+                        <a:ext uri="{28A0092B-C50C-407E-A947-70E740481C1C}">
+                          <a14:useLocalDpi xmlns:a14="http://schemas.microsoft.com/office/drawing/2010/main" val="0"/>
+                        </a:ext>
+                      </a:extLst>
+                    </a:blip>
+                    <a:srcRect/>
+                    <a:stretch>
+                      <a:fillRect/>
+                    </a:stretch>
+                  </pic:blipFill>
+                  <pic:spPr bwMode="auto">
+                    <a:xfrm>
+                      <a:off x="0" y="0"/>
+                      <a:ext cx="2430791" cy="2035420"/>
+                    </a:xfrm>
+                    <a:prstGeom prst="rect">
+                      <a:avLst/>
+                    </a:prstGeom>
+                    <a:noFill/>
+                    <a:ln>
+                      <a:noFill/>
+                    </a:ln>
+                  </pic:spPr>
+                </pic:pic>
+              </a:graphicData>
+            </a:graphic>
+          </wp:inline>
+        </w:drawing>
+      </w:r>
+    </w:p>
+    <w:p>
+      <w:pPr>
+        <w:pStyle w:val="Kpalrs"/>
+        <w:jc w:val="center"/>
+      </w:pPr>
+      <w:fldSimple w:instr=" SEQ ábra \* ARABIC ">
+        <w:r>
+          <w:rPr>
+            <w:noProof/>
+          </w:rPr>
+          <w:t>1</w:t>
+        </w:r>
+      </w:fldSimple>
+      <w:r>
+        <w:t xml:space="preserve">. ábra </w:t>
+      </w:r>
+      <w:proofErr w:type="spellStart"/>
+      <w:r>
+        <w:t>Use</w:t>
+      </w:r>
+      <w:proofErr w:type="spellEnd"/>
+      <w:r>
+        <w:t xml:space="preserve"> </w:t>
+      </w:r>
+      <w:proofErr w:type="spellStart"/>
+      <w:r>
+        <w:t>Case</w:t>
+      </w:r>
+      <w:proofErr w:type="spellEnd"/>
+      <w:r>
+        <w:t xml:space="preserve"> diagram</w:t>
+      </w:r>
+    </w:p>
+    <w:p>
+      <w:pPr>
+        <w:pStyle w:val="MyText"/>
         <w:numPr>
           <w:ilvl w:val="0"/>
           <w:numId w:val="7"/>
         </w:numPr>
       </w:pPr>
       <w:r>
+        <w:lastRenderedPageBreak/>
         <w:t>Mutató ujj felemelve: egérkurzor mozgatása</w:t>
       </w:r>
     </w:p>
@@ -497,11 +592,7 @@
     <w:p>
       <w:pPr>
         <w:pStyle w:val="MyText"/>
-      </w:pPr>
-    </w:p>
-    <w:p>
-      <w:pPr>
-        <w:pStyle w:val="MyText"/>
+        <w:jc w:val="center"/>
       </w:pPr>
     </w:p>
     <w:p>
@@ -509,328 +600,328 @@
         <w:pStyle w:val="MyHeader1"/>
       </w:pPr>
       <w:r>
+        <w:t>Rendszerkövetelmények</w:t>
+      </w:r>
+    </w:p>
+    <w:p>
+      <w:pPr>
+        <w:pStyle w:val="MyHeader2"/>
+      </w:pPr>
+      <w:proofErr w:type="gramStart"/>
+      <w:r>
+        <w:t>Funkcionális</w:t>
+      </w:r>
+      <w:proofErr w:type="gramEnd"/>
+      <w:r>
+        <w:t xml:space="preserve"> követelmények</w:t>
+      </w:r>
+    </w:p>
+    <w:p>
+      <w:pPr>
+        <w:pStyle w:val="MyText"/>
+      </w:pPr>
+      <w:r>
+        <w:t xml:space="preserve">A rendszernek tudnia kell a számítógéphez csatlakoztatott kamera által szolgáltatott képen felismerni az emberi </w:t>
+      </w:r>
+      <w:proofErr w:type="spellStart"/>
+      <w:r>
+        <w:t>kézt</w:t>
+      </w:r>
+      <w:proofErr w:type="spellEnd"/>
+      <w:r>
+        <w:t xml:space="preserve">, meghatározni, hogy mely ujjak vannak felemelve és ettől függően az adott egér funkcionalitást elvégezni. Az egér funkcionalitások a következők: kurzor mozgatása, klikkelés, </w:t>
+      </w:r>
+      <w:proofErr w:type="spellStart"/>
+      <w:r>
+        <w:t>drag</w:t>
+      </w:r>
+      <w:proofErr w:type="spellEnd"/>
+      <w:r>
+        <w:t>-and-</w:t>
+      </w:r>
+      <w:proofErr w:type="spellStart"/>
+      <w:r>
+        <w:t>drop</w:t>
+      </w:r>
+      <w:proofErr w:type="spellEnd"/>
+      <w:r>
+        <w:t>.</w:t>
+      </w:r>
+    </w:p>
+    <w:p>
+      <w:pPr>
+        <w:pStyle w:val="MyHeader2"/>
+      </w:pPr>
+      <w:r>
+        <w:t xml:space="preserve">Nem </w:t>
+      </w:r>
+      <w:proofErr w:type="gramStart"/>
+      <w:r>
+        <w:t>funkcionális</w:t>
+      </w:r>
+      <w:proofErr w:type="gramEnd"/>
+      <w:r>
+        <w:t xml:space="preserve"> követelmények</w:t>
+      </w:r>
+    </w:p>
+    <w:p>
+      <w:pPr>
+        <w:pStyle w:val="MyText"/>
+      </w:pPr>
+      <w:r>
+        <w:t xml:space="preserve">A rendszer működéséhez szükséges egy kamera. A </w:t>
+      </w:r>
+      <w:proofErr w:type="spellStart"/>
+      <w:r>
+        <w:t>MediaPipe</w:t>
+      </w:r>
+      <w:proofErr w:type="spellEnd"/>
+      <w:r>
+        <w:t xml:space="preserve"> a kézfelismerést a CPU-n végzi, ezért a teljesítmény érdekében szükség van egy jó minőségű processzorra. A program futtatásához Python </w:t>
+      </w:r>
+      <w:proofErr w:type="spellStart"/>
+      <w:r>
+        <w:t>interpreterre</w:t>
+      </w:r>
+      <w:proofErr w:type="spellEnd"/>
+      <w:r>
+        <w:t xml:space="preserve"> van szükség, valamint a </w:t>
+      </w:r>
+      <w:proofErr w:type="spellStart"/>
+      <w:r>
+        <w:t>mediapipe</w:t>
+      </w:r>
+      <w:proofErr w:type="spellEnd"/>
+      <w:r>
+        <w:t xml:space="preserve">, </w:t>
+      </w:r>
+      <w:proofErr w:type="spellStart"/>
+      <w:r>
+        <w:t>opencv</w:t>
+      </w:r>
+      <w:proofErr w:type="spellEnd"/>
+      <w:r>
+        <w:t xml:space="preserve"> és </w:t>
+      </w:r>
+      <w:proofErr w:type="spellStart"/>
+      <w:r>
+        <w:t>pyautogui</w:t>
+      </w:r>
+      <w:proofErr w:type="spellEnd"/>
+      <w:r>
+        <w:t xml:space="preserve"> Python csomagokra, a szükséges csomagok teljes listája megtalálható a requirements.txt </w:t>
+      </w:r>
+      <w:proofErr w:type="gramStart"/>
+      <w:r>
+        <w:t>fájlban</w:t>
+      </w:r>
+      <w:proofErr w:type="gramEnd"/>
+      <w:r>
+        <w:t>. A fejlesztés Windows operációs rendszeren történt, más rendszereken nem volt tesztelve a működése, ezért ajánlott Windows alatt futtatni.</w:t>
+      </w:r>
+    </w:p>
+    <w:p>
+      <w:pPr>
+        <w:pStyle w:val="MyHeader1"/>
+      </w:pPr>
+      <w:r>
+        <w:t>Fejlesztés menete</w:t>
+      </w:r>
+    </w:p>
+    <w:p>
+      <w:pPr>
+        <w:pStyle w:val="MyText"/>
+      </w:pPr>
+      <w:r>
+        <w:t xml:space="preserve">A fejlesztést azzal kezdtem, hogy létrehoztam egy </w:t>
+      </w:r>
+      <w:proofErr w:type="spellStart"/>
+      <w:r>
+        <w:t>GitHub</w:t>
+      </w:r>
+      <w:proofErr w:type="spellEnd"/>
+      <w:r>
+        <w:t xml:space="preserve"> </w:t>
+      </w:r>
+      <w:proofErr w:type="spellStart"/>
+      <w:r>
+        <w:t>repositoryt</w:t>
+      </w:r>
+      <w:proofErr w:type="spellEnd"/>
+      <w:r>
+        <w:t xml:space="preserve"> és egy kanban </w:t>
+      </w:r>
+      <w:proofErr w:type="spellStart"/>
+      <w:r>
+        <w:t>boardot</w:t>
+      </w:r>
+      <w:proofErr w:type="spellEnd"/>
+      <w:r>
+        <w:t xml:space="preserve"> a </w:t>
+      </w:r>
+      <w:proofErr w:type="spellStart"/>
+      <w:r>
+        <w:t>Trello</w:t>
+      </w:r>
+      <w:proofErr w:type="spellEnd"/>
+      <w:r>
+        <w:t xml:space="preserve"> alkalmazásban, ahol számon tudtam tartani a feladatokat. Megterveztem a kézmozdulatokat és a hozzájuk tartozó egér </w:t>
+      </w:r>
+      <w:proofErr w:type="gramStart"/>
+      <w:r>
+        <w:t>funkciókat</w:t>
+      </w:r>
+      <w:proofErr w:type="gramEnd"/>
+      <w:r>
+        <w:t xml:space="preserve">. Ezt követően létrehoztam egy </w:t>
+      </w:r>
+      <w:proofErr w:type="gramStart"/>
+      <w:r>
+        <w:t>virtuális</w:t>
+      </w:r>
+      <w:proofErr w:type="gramEnd"/>
+      <w:r>
+        <w:t xml:space="preserve"> </w:t>
+      </w:r>
+      <w:proofErr w:type="spellStart"/>
+      <w:r>
+        <w:t>python</w:t>
+      </w:r>
+      <w:proofErr w:type="spellEnd"/>
+      <w:r>
+        <w:t xml:space="preserve"> környezetet a </w:t>
+      </w:r>
+      <w:proofErr w:type="spellStart"/>
+      <w:r>
+        <w:t>virtualenv</w:t>
+      </w:r>
+      <w:proofErr w:type="spellEnd"/>
+      <w:r>
+        <w:t xml:space="preserve"> Python csomag használatával és ezen az izolált környezeten belül fejlesztettem.</w:t>
+      </w:r>
+    </w:p>
+    <w:p>
+      <w:pPr>
+        <w:pStyle w:val="MyHeader2"/>
+        <w:rPr>
+          <w:sz w:val="24"/>
+          <w:szCs w:val="24"/>
+        </w:rPr>
+      </w:pPr>
+      <w:r>
+        <w:t>Kézfelismerés</w:t>
+      </w:r>
+    </w:p>
+    <w:p>
+      <w:pPr>
+        <w:pStyle w:val="MyText"/>
+        <w:rPr>
+          <w:szCs w:val="24"/>
+        </w:rPr>
+      </w:pPr>
+      <w:r>
+        <w:rPr>
+          <w:szCs w:val="24"/>
+        </w:rPr>
+        <w:t xml:space="preserve">A kézfelismerés megvalósításához a </w:t>
+      </w:r>
+      <w:proofErr w:type="spellStart"/>
+      <w:r>
+        <w:rPr>
+          <w:szCs w:val="24"/>
+        </w:rPr>
+        <w:t>MediaPipe-ot</w:t>
+      </w:r>
+      <w:proofErr w:type="spellEnd"/>
+      <w:r>
+        <w:rPr>
+          <w:szCs w:val="24"/>
+        </w:rPr>
+        <w:t xml:space="preserve"> használtam, amely gépi tanuláson alapuló megoldásokat nyújt, például a kézfelismerést. A kamera képét az </w:t>
+      </w:r>
+      <w:proofErr w:type="spellStart"/>
+      <w:r>
+        <w:rPr>
+          <w:szCs w:val="24"/>
+        </w:rPr>
+        <w:t>Opencv</w:t>
+      </w:r>
+      <w:proofErr w:type="spellEnd"/>
+      <w:r>
+        <w:rPr>
+          <w:szCs w:val="24"/>
+        </w:rPr>
+        <w:t xml:space="preserve"> segítségével kaptam meg és adtam át a </w:t>
+      </w:r>
+      <w:proofErr w:type="spellStart"/>
+      <w:r>
+        <w:rPr>
+          <w:szCs w:val="24"/>
+        </w:rPr>
+        <w:t>MadiaPipe-nak</w:t>
+      </w:r>
+      <w:proofErr w:type="spellEnd"/>
+      <w:r>
+        <w:rPr>
+          <w:szCs w:val="24"/>
+        </w:rPr>
+        <w:t xml:space="preserve"> feldolgozásra. Itt figyelni kellett arra, hogy az </w:t>
+      </w:r>
+      <w:proofErr w:type="spellStart"/>
+      <w:r>
+        <w:rPr>
+          <w:szCs w:val="24"/>
+        </w:rPr>
+        <w:t>Opencv</w:t>
+      </w:r>
+      <w:proofErr w:type="spellEnd"/>
+      <w:r>
+        <w:rPr>
+          <w:szCs w:val="24"/>
+        </w:rPr>
+        <w:t xml:space="preserve"> BGR </w:t>
+      </w:r>
+      <w:proofErr w:type="spellStart"/>
+      <w:r>
+        <w:rPr>
+          <w:szCs w:val="24"/>
+        </w:rPr>
+        <w:t>színmegjelenítésű</w:t>
+      </w:r>
+      <w:proofErr w:type="spellEnd"/>
+      <w:r>
+        <w:rPr>
+          <w:szCs w:val="24"/>
+        </w:rPr>
+        <w:t xml:space="preserve"> képet ad, a </w:t>
+      </w:r>
+      <w:proofErr w:type="spellStart"/>
+      <w:r>
+        <w:rPr>
+          <w:szCs w:val="24"/>
+        </w:rPr>
+        <w:t>MediaPipe</w:t>
+      </w:r>
+      <w:proofErr w:type="spellEnd"/>
+      <w:r>
+        <w:rPr>
+          <w:szCs w:val="24"/>
+        </w:rPr>
+        <w:t xml:space="preserve"> viszont RGB képekkel dolgozik, ezért át kell alakítani a képet.</w:t>
+      </w:r>
+    </w:p>
+    <w:p>
+      <w:pPr>
+        <w:pStyle w:val="MyText"/>
+        <w:rPr>
+          <w:szCs w:val="24"/>
+        </w:rPr>
+      </w:pPr>
+      <w:r>
+        <w:rPr>
+          <w:szCs w:val="24"/>
+        </w:rPr>
         <w:lastRenderedPageBreak/>
-        <w:t>Rendszerkövetelmények</w:t>
-      </w:r>
-    </w:p>
-    <w:p>
-      <w:pPr>
-        <w:pStyle w:val="MyHeader2"/>
-      </w:pPr>
-      <w:proofErr w:type="gramStart"/>
-      <w:r>
-        <w:t>Funkcionális</w:t>
-      </w:r>
-      <w:proofErr w:type="gramEnd"/>
-      <w:r>
-        <w:t xml:space="preserve"> követelmények</w:t>
-      </w:r>
-    </w:p>
-    <w:p>
-      <w:pPr>
-        <w:pStyle w:val="MyText"/>
-      </w:pPr>
-      <w:r>
-        <w:t xml:space="preserve">A rendszernek tudnia kell a számítógéphez csatlakoztatott kamera által szolgáltatott képen felismerni az emberi </w:t>
-      </w:r>
-      <w:proofErr w:type="spellStart"/>
-      <w:r>
-        <w:t>kézt</w:t>
-      </w:r>
-      <w:proofErr w:type="spellEnd"/>
-      <w:r>
-        <w:t xml:space="preserve">, meghatározni, hogy mely ujjak vannak felemelve és ettől függően az adott egér funkcionalitást elvégezni. Az egér funkcionalitások a következők: kurzor mozgatása, klikkelés, </w:t>
-      </w:r>
-      <w:proofErr w:type="spellStart"/>
-      <w:r>
-        <w:t>drag</w:t>
-      </w:r>
-      <w:proofErr w:type="spellEnd"/>
-      <w:r>
-        <w:t>-and-</w:t>
-      </w:r>
-      <w:proofErr w:type="spellStart"/>
-      <w:r>
-        <w:t>drop</w:t>
-      </w:r>
-      <w:proofErr w:type="spellEnd"/>
-      <w:r>
-        <w:t>.</w:t>
-      </w:r>
-    </w:p>
-    <w:p>
-      <w:pPr>
-        <w:pStyle w:val="MyHeader2"/>
-      </w:pPr>
-      <w:r>
-        <w:t xml:space="preserve">Nem </w:t>
-      </w:r>
-      <w:proofErr w:type="gramStart"/>
-      <w:r>
-        <w:t>funkcionális</w:t>
-      </w:r>
-      <w:proofErr w:type="gramEnd"/>
-      <w:r>
-        <w:t xml:space="preserve"> követelmények</w:t>
-      </w:r>
-    </w:p>
-    <w:p>
-      <w:pPr>
-        <w:pStyle w:val="MyText"/>
-      </w:pPr>
-      <w:r>
-        <w:t xml:space="preserve">A rendszer működéséhez szükséges egy kamera. A </w:t>
-      </w:r>
-      <w:proofErr w:type="spellStart"/>
-      <w:r>
-        <w:t>MediaPipe</w:t>
-      </w:r>
-      <w:proofErr w:type="spellEnd"/>
-      <w:r>
-        <w:t xml:space="preserve"> a kézfelismerést a CPU-n végzi, ezért a teljesítmény érdekében szükség van egy jó minőségű processzorra. A program futtatásához Python </w:t>
-      </w:r>
-      <w:proofErr w:type="spellStart"/>
-      <w:r>
-        <w:t>interpreterre</w:t>
-      </w:r>
-      <w:proofErr w:type="spellEnd"/>
-      <w:r>
-        <w:t xml:space="preserve"> van szükség, valamint a </w:t>
-      </w:r>
-      <w:proofErr w:type="spellStart"/>
-      <w:r>
-        <w:t>mediapipe</w:t>
-      </w:r>
-      <w:proofErr w:type="spellEnd"/>
-      <w:r>
-        <w:t xml:space="preserve">, </w:t>
-      </w:r>
-      <w:proofErr w:type="spellStart"/>
-      <w:r>
-        <w:t>opencv</w:t>
-      </w:r>
-      <w:proofErr w:type="spellEnd"/>
-      <w:r>
-        <w:t xml:space="preserve"> és </w:t>
-      </w:r>
-      <w:proofErr w:type="spellStart"/>
-      <w:r>
-        <w:t>pyautogui</w:t>
-      </w:r>
-      <w:proofErr w:type="spellEnd"/>
-      <w:r>
-        <w:t xml:space="preserve"> Python csomagokra, a szükséges csomagok teljes listája megtalálható a requirements.txt </w:t>
-      </w:r>
-      <w:proofErr w:type="gramStart"/>
-      <w:r>
-        <w:t>fájlban</w:t>
-      </w:r>
-      <w:proofErr w:type="gramEnd"/>
-      <w:r>
-        <w:t>. A fejlesztés Windows operációs rendszeren történt, más rendszereken nem volt tesztelve a működése, ezért ajánlott Windows alatt futtatni.</w:t>
-      </w:r>
-    </w:p>
-    <w:p>
-      <w:pPr>
-        <w:pStyle w:val="MyHeader1"/>
-      </w:pPr>
-      <w:r>
-        <w:t>Fejlesztés menete</w:t>
-      </w:r>
-    </w:p>
-    <w:p>
-      <w:pPr>
-        <w:pStyle w:val="MyText"/>
-      </w:pPr>
-      <w:r>
-        <w:t xml:space="preserve">A fejlesztést azzal kezdtem, hogy létrehoztam egy </w:t>
-      </w:r>
-      <w:proofErr w:type="spellStart"/>
-      <w:r>
-        <w:t>GitHub</w:t>
-      </w:r>
-      <w:proofErr w:type="spellEnd"/>
-      <w:r>
-        <w:t xml:space="preserve"> </w:t>
-      </w:r>
-      <w:proofErr w:type="spellStart"/>
-      <w:r>
-        <w:t>repositoryt</w:t>
-      </w:r>
-      <w:proofErr w:type="spellEnd"/>
-      <w:r>
-        <w:t xml:space="preserve"> és egy kanban </w:t>
-      </w:r>
-      <w:proofErr w:type="spellStart"/>
-      <w:r>
-        <w:t>boardot</w:t>
-      </w:r>
-      <w:proofErr w:type="spellEnd"/>
-      <w:r>
-        <w:t xml:space="preserve"> a </w:t>
-      </w:r>
-      <w:proofErr w:type="spellStart"/>
-      <w:r>
-        <w:t>Trello</w:t>
-      </w:r>
-      <w:proofErr w:type="spellEnd"/>
-      <w:r>
-        <w:t xml:space="preserve"> alkalmazásban, ahol számon tudtam tartani a feladatokat. Megterveztem a kézmozdulatokat és a hozzájuk tartozó egér </w:t>
-      </w:r>
-      <w:proofErr w:type="gramStart"/>
-      <w:r>
-        <w:t>funkciókat</w:t>
-      </w:r>
-      <w:proofErr w:type="gramEnd"/>
-      <w:r>
-        <w:t xml:space="preserve">. Ezt követően létrehoztam egy </w:t>
-      </w:r>
-      <w:proofErr w:type="gramStart"/>
-      <w:r>
-        <w:t>virtuális</w:t>
-      </w:r>
-      <w:proofErr w:type="gramEnd"/>
-      <w:r>
-        <w:t xml:space="preserve"> </w:t>
-      </w:r>
-      <w:proofErr w:type="spellStart"/>
-      <w:r>
-        <w:t>python</w:t>
-      </w:r>
-      <w:proofErr w:type="spellEnd"/>
-      <w:r>
-        <w:t xml:space="preserve"> környezetet a </w:t>
-      </w:r>
-      <w:proofErr w:type="spellStart"/>
-      <w:r>
-        <w:t>virtualenv</w:t>
-      </w:r>
-      <w:proofErr w:type="spellEnd"/>
-      <w:r>
-        <w:t xml:space="preserve"> Python csomag használatával és ezen az izolált környezeten belül fejlesztettem.</w:t>
-      </w:r>
-    </w:p>
-    <w:p>
-      <w:pPr>
-        <w:pStyle w:val="MyHeader2"/>
-        <w:rPr>
-          <w:sz w:val="24"/>
-          <w:szCs w:val="24"/>
-        </w:rPr>
-      </w:pPr>
-      <w:r>
-        <w:t>Kézfelismerés</w:t>
-      </w:r>
-    </w:p>
-    <w:p>
-      <w:pPr>
-        <w:pStyle w:val="MyText"/>
-        <w:rPr>
-          <w:szCs w:val="24"/>
-        </w:rPr>
-      </w:pPr>
-      <w:r>
-        <w:rPr>
-          <w:szCs w:val="24"/>
-        </w:rPr>
-        <w:t xml:space="preserve">A kézfelismerés megvalósításához a </w:t>
-      </w:r>
-      <w:proofErr w:type="spellStart"/>
-      <w:r>
-        <w:rPr>
-          <w:szCs w:val="24"/>
-        </w:rPr>
-        <w:t>MediaPipe-ot</w:t>
-      </w:r>
-      <w:proofErr w:type="spellEnd"/>
-      <w:r>
-        <w:rPr>
-          <w:szCs w:val="24"/>
-        </w:rPr>
-        <w:t xml:space="preserve"> használtam, amely gépi tanuláson alapuló megoldásokat nyújt, például a kézfelismerést. A kamera képét az </w:t>
-      </w:r>
-      <w:proofErr w:type="spellStart"/>
-      <w:r>
-        <w:rPr>
-          <w:szCs w:val="24"/>
-        </w:rPr>
-        <w:t>Opencv</w:t>
-      </w:r>
-      <w:proofErr w:type="spellEnd"/>
-      <w:r>
-        <w:rPr>
-          <w:szCs w:val="24"/>
-        </w:rPr>
-        <w:t xml:space="preserve"> segítségével kaptam meg és adtam át a </w:t>
-      </w:r>
-      <w:proofErr w:type="spellStart"/>
-      <w:r>
-        <w:rPr>
-          <w:szCs w:val="24"/>
-        </w:rPr>
-        <w:t>MadiaPipe-nak</w:t>
-      </w:r>
-      <w:proofErr w:type="spellEnd"/>
-      <w:r>
-        <w:rPr>
-          <w:szCs w:val="24"/>
-        </w:rPr>
-        <w:t xml:space="preserve"> feldolgozásra. Itt figyelni kellett arra, hogy az </w:t>
-      </w:r>
-      <w:proofErr w:type="spellStart"/>
-      <w:r>
-        <w:rPr>
-          <w:szCs w:val="24"/>
-        </w:rPr>
-        <w:t>Opencv</w:t>
-      </w:r>
-      <w:proofErr w:type="spellEnd"/>
-      <w:r>
-        <w:rPr>
-          <w:szCs w:val="24"/>
-        </w:rPr>
-        <w:t xml:space="preserve"> BGR </w:t>
-      </w:r>
-      <w:proofErr w:type="spellStart"/>
-      <w:r>
-        <w:rPr>
-          <w:szCs w:val="24"/>
-        </w:rPr>
-        <w:t>színmegjelenítésű</w:t>
-      </w:r>
-      <w:proofErr w:type="spellEnd"/>
-      <w:r>
-        <w:rPr>
-          <w:szCs w:val="24"/>
-        </w:rPr>
-        <w:t xml:space="preserve"> képet ad, a </w:t>
-      </w:r>
-      <w:proofErr w:type="spellStart"/>
-      <w:r>
-        <w:rPr>
-          <w:szCs w:val="24"/>
-        </w:rPr>
-        <w:t>MediaPipe</w:t>
-      </w:r>
-      <w:proofErr w:type="spellEnd"/>
-      <w:r>
-        <w:rPr>
-          <w:szCs w:val="24"/>
-        </w:rPr>
-        <w:t xml:space="preserve"> viszont RGB képekkel dolgozik, ezért át kell alakítani a képet.</w:t>
-      </w:r>
-    </w:p>
-    <w:p>
-      <w:pPr>
-        <w:pStyle w:val="MyText"/>
-        <w:rPr>
-          <w:szCs w:val="24"/>
-        </w:rPr>
-      </w:pPr>
-      <w:r>
-        <w:rPr>
-          <w:szCs w:val="24"/>
-        </w:rPr>
         <w:t xml:space="preserve">A rendszer jelenleg egy kéz felismerésére van kialakítva. </w:t>
       </w:r>
       <w:r>
@@ -948,14 +1039,7 @@
         <w:rPr>
           <w:szCs w:val="24"/>
         </w:rPr>
-        <w:t xml:space="preserve">, akkor videó bemenetként tekint a képekre, ez azt jelenti, hogy az első képkockán felismeri a kezet </w:t>
-      </w:r>
-      <w:r>
-        <w:rPr>
-          <w:szCs w:val="24"/>
-        </w:rPr>
-        <w:lastRenderedPageBreak/>
-        <w:t xml:space="preserve">és a következőkön pedig nyomon követi; ha </w:t>
+        <w:t xml:space="preserve">, akkor videó bemenetként tekint a képekre, ez azt jelenti, hogy az első képkockán felismeri a kezet és a következőkön pedig nyomon követi; ha </w:t>
       </w:r>
       <w:proofErr w:type="spellStart"/>
       <w:r>
@@ -1154,7 +1238,7 @@
                     </pic:cNvPicPr>
                   </pic:nvPicPr>
                   <pic:blipFill>
-                    <a:blip r:embed="rId7" cstate="print">
+                    <a:blip r:embed="rId8" cstate="print">
                       <a:extLst>
                         <a:ext uri="{28A0092B-C50C-407E-A947-70E740481C1C}">
                           <a14:useLocalDpi xmlns:a14="http://schemas.microsoft.com/office/drawing/2010/main" val="0"/>
@@ -1191,24 +1275,14 @@
         <w:pStyle w:val="Kpalrs"/>
         <w:jc w:val="center"/>
       </w:pPr>
-      <w:r>
-        <w:fldChar w:fldCharType="begin"/>
-      </w:r>
-      <w:r>
-        <w:instrText xml:space="preserve"> SEQ ábra \* ARABIC </w:instrText>
-      </w:r>
-      <w:r>
-        <w:fldChar w:fldCharType="separate"/>
-      </w:r>
-      <w:r>
-        <w:rPr>
-          <w:noProof/>
-        </w:rPr>
-        <w:t>1</w:t>
-      </w:r>
-      <w:r>
-        <w:fldChar w:fldCharType="end"/>
-      </w:r>
+      <w:fldSimple w:instr=" SEQ ábra \* ARABIC ">
+        <w:r>
+          <w:rPr>
+            <w:noProof/>
+          </w:rPr>
+          <w:t>2</w:t>
+        </w:r>
+      </w:fldSimple>
       <w:r>
         <w:t xml:space="preserve">. ábra </w:t>
       </w:r>
@@ -1339,7 +1413,13 @@
         <w:rPr>
           <w:szCs w:val="24"/>
         </w:rPr>
-        <w:t>lásd: 1. ábra</w:t>
+        <w:t>lásd: 2</w:t>
+      </w:r>
+      <w:r>
+        <w:rPr>
+          <w:szCs w:val="24"/>
+        </w:rPr>
+        <w:t>. ábra</w:t>
       </w:r>
       <w:r>
         <w:rPr>
@@ -1462,7 +1542,11 @@
       </w:r>
       <w:proofErr w:type="gramEnd"/>
       <w:r>
-        <w:t xml:space="preserve"> tudja mondani, hogy egy ujj fel van-e emelve, amikor elfordítva vagy teljesen lefele tartja a felhasználó a kezét. Ennek érdekében ez adott kéz </w:t>
+        <w:t xml:space="preserve"> tudja mondani, hogy egy ujj fel van-e emelve, amikor elfordítva vagy teljesen </w:t>
+      </w:r>
+      <w:r>
+        <w:lastRenderedPageBreak/>
+        <w:t xml:space="preserve">lefele tartja a felhasználó a kezét. Ennek érdekében ez adott kéz </w:t>
       </w:r>
       <w:proofErr w:type="gramStart"/>
       <w:r>
@@ -1516,7 +1600,6 @@
         </w:tabs>
       </w:pPr>
       <w:r>
-        <w:lastRenderedPageBreak/>
         <w:t>d2: a 0 és az ujj harmadik pontja (7, 11, 15, 19) közötti távolság</w:t>
       </w:r>
     </w:p>
@@ -1675,6 +1758,85 @@
       <w:r>
         <w:t xml:space="preserve"> csomag segítségével egy háttérben futó szálon futtatja ezeket a függvényeket.</w:t>
       </w:r>
+    </w:p>
+    <w:p>
+      <w:pPr>
+        <w:pStyle w:val="MyText"/>
+        <w:ind w:firstLine="357"/>
+      </w:pPr>
+      <w:r>
+        <w:t xml:space="preserve">Az egér mozgatása </w:t>
+      </w:r>
+      <w:proofErr w:type="gramStart"/>
+      <w:r>
+        <w:t>relatívan</w:t>
+      </w:r>
+      <w:proofErr w:type="gramEnd"/>
+      <w:r>
+        <w:t xml:space="preserve"> történik a mutató ujj pozíciójához képest. A normál mozgatás során az előző </w:t>
+      </w:r>
+      <w:proofErr w:type="gramStart"/>
+      <w:r>
+        <w:t>pozíció</w:t>
+      </w:r>
+      <w:proofErr w:type="gramEnd"/>
+      <w:r>
+        <w:t xml:space="preserve"> és a mostani pozíció különbségének a kétszeresével mozdul el az egérkurzor, míg a gyorsabb mozgatásnál az ötszörösével.</w:t>
+      </w:r>
+    </w:p>
+    <w:p>
+      <w:pPr>
+        <w:pStyle w:val="MyText"/>
+        <w:ind w:firstLine="357"/>
+      </w:pPr>
+      <w:r>
+        <w:t>A klikkelés a kisujj felemelésével történik, mindig csak egyszer, a következő klikkelés akkor következik be, amikor leengedjük a kisujjat és újra felemeljük. Eközben az egér nem mozgatható.</w:t>
+      </w:r>
+    </w:p>
+    <w:p>
+      <w:pPr>
+        <w:pStyle w:val="MyText"/>
+        <w:ind w:firstLine="357"/>
+      </w:pPr>
+      <w:r>
+        <w:t xml:space="preserve">A </w:t>
+      </w:r>
+      <w:proofErr w:type="spellStart"/>
+      <w:r>
+        <w:t>drag</w:t>
+      </w:r>
+      <w:proofErr w:type="spellEnd"/>
+      <w:r>
+        <w:t>-and-</w:t>
+      </w:r>
+      <w:proofErr w:type="spellStart"/>
+      <w:r>
+        <w:t>drop</w:t>
+      </w:r>
+      <w:proofErr w:type="spellEnd"/>
+      <w:r>
+        <w:t xml:space="preserve"> funkcionalitás akkor lép érvénybe, amikor mind a négy ujj fel van emelve (kivéve a hüvelykujjat), ekkor megtörténik a bal egérgomb lenyomása. Közben lehet mozgatni az </w:t>
+      </w:r>
+      <w:proofErr w:type="gramStart"/>
+      <w:r>
+        <w:t>egérkurzort</w:t>
+      </w:r>
+      <w:proofErr w:type="gramEnd"/>
+      <w:r>
+        <w:t xml:space="preserve"> és amikor leengedjük valamelyik ujjunkat, akkor véget ér a funkció, </w:t>
+      </w:r>
+      <w:r>
+        <w:t>elengedi a bal egérgombot.</w:t>
+      </w:r>
+    </w:p>
+    <w:p>
+      <w:pPr>
+        <w:pStyle w:val="MyText"/>
+        <w:ind w:firstLine="357"/>
+        <w:rPr>
+          <w:lang w:val="en-US"/>
+        </w:rPr>
+      </w:pPr>
       <w:bookmarkStart w:id="0" w:name="_GoBack"/>
       <w:bookmarkEnd w:id="0"/>
     </w:p>
@@ -1683,6 +1845,7 @@
         <w:pStyle w:val="MyHeader1"/>
       </w:pPr>
       <w:r>
+        <w:lastRenderedPageBreak/>
         <w:t>Összegzés és jövőbeli tervek</w:t>
       </w:r>
     </w:p>
@@ -1753,7 +1916,7 @@
       <w:pPr>
         <w:pStyle w:val="MyText"/>
       </w:pPr>
-      <w:hyperlink r:id="rId8" w:history="1">
+      <w:hyperlink r:id="rId9" w:history="1">
         <w:r>
           <w:rPr>
             <w:rStyle w:val="Hiperhivatkozs"/>
@@ -1766,7 +1929,7 @@
       <w:pPr>
         <w:pStyle w:val="MyText"/>
       </w:pPr>
-      <w:hyperlink r:id="rId9" w:history="1">
+      <w:hyperlink r:id="rId10" w:history="1">
         <w:r>
           <w:rPr>
             <w:rStyle w:val="Hiperhivatkozs"/>
@@ -1779,7 +1942,7 @@
       <w:pPr>
         <w:pStyle w:val="MyText"/>
       </w:pPr>
-      <w:hyperlink r:id="rId10" w:history="1">
+      <w:hyperlink r:id="rId11" w:history="1">
         <w:r>
           <w:rPr>
             <w:rStyle w:val="Hiperhivatkozs"/>
@@ -1792,7 +1955,7 @@
       <w:pPr>
         <w:pStyle w:val="MyText"/>
       </w:pPr>
-      <w:hyperlink r:id="rId11" w:history="1">
+      <w:hyperlink r:id="rId12" w:history="1">
         <w:r>
           <w:rPr>
             <w:rStyle w:val="Hiperhivatkozs"/>
@@ -3170,15 +3333,6 @@
   </w:num>
   <w:num w:numId="6">
     <w:abstractNumId w:val="11"/>
-    <w:lvlOverride w:ilvl="0"/>
-    <w:lvlOverride w:ilvl="1"/>
-    <w:lvlOverride w:ilvl="2"/>
-    <w:lvlOverride w:ilvl="3"/>
-    <w:lvlOverride w:ilvl="4"/>
-    <w:lvlOverride w:ilvl="5"/>
-    <w:lvlOverride w:ilvl="6"/>
-    <w:lvlOverride w:ilvl="7"/>
-    <w:lvlOverride w:ilvl="8"/>
   </w:num>
   <w:num w:numId="7">
     <w:abstractNumId w:val="7"/>
@@ -4128,7 +4282,7 @@
 </file>
 
 <file path=customXml/itemProps1.xml><?xml version="1.0" encoding="utf-8"?>
-<ds:datastoreItem xmlns:ds="http://schemas.openxmlformats.org/officeDocument/2006/customXml" ds:itemID="{D564EBE5-617B-45F6-A2E7-9ED6DFE3C1CA}">
+<ds:datastoreItem xmlns:ds="http://schemas.openxmlformats.org/officeDocument/2006/customXml" ds:itemID="{D8145D39-703E-4194-A86D-FC8851A71755}">
   <ds:schemaRefs>
     <ds:schemaRef ds:uri="http://schemas.openxmlformats.org/officeDocument/2006/bibliography"/>
   </ds:schemaRefs>

--- a/docs/documentation.docx
+++ b/docs/documentation.docx
@@ -504,14 +504,27 @@
         <w:pStyle w:val="Kpalrs"/>
         <w:jc w:val="center"/>
       </w:pPr>
-      <w:fldSimple w:instr=" SEQ ábra \* ARABIC ">
-        <w:r>
-          <w:rPr>
-            <w:noProof/>
-          </w:rPr>
-          <w:t>1</w:t>
-        </w:r>
-      </w:fldSimple>
+      <w:r>
+        <w:fldChar w:fldCharType="begin"/>
+      </w:r>
+      <w:r>
+        <w:instrText xml:space="preserve"> SEQ ábra \* ARABIC </w:instrText>
+      </w:r>
+      <w:r>
+        <w:fldChar w:fldCharType="separate"/>
+      </w:r>
+      <w:r>
+        <w:rPr>
+          <w:noProof/>
+        </w:rPr>
+        <w:t>1</w:t>
+      </w:r>
+      <w:r>
+        <w:rPr>
+          <w:noProof/>
+        </w:rPr>
+        <w:fldChar w:fldCharType="end"/>
+      </w:r>
       <w:r>
         <w:t xml:space="preserve">. ábra </w:t>
       </w:r>
@@ -1275,14 +1288,27 @@
         <w:pStyle w:val="Kpalrs"/>
         <w:jc w:val="center"/>
       </w:pPr>
-      <w:fldSimple w:instr=" SEQ ábra \* ARABIC ">
-        <w:r>
-          <w:rPr>
-            <w:noProof/>
-          </w:rPr>
-          <w:t>2</w:t>
-        </w:r>
-      </w:fldSimple>
+      <w:r>
+        <w:fldChar w:fldCharType="begin"/>
+      </w:r>
+      <w:r>
+        <w:instrText xml:space="preserve"> SEQ ábra \* ARABIC </w:instrText>
+      </w:r>
+      <w:r>
+        <w:fldChar w:fldCharType="separate"/>
+      </w:r>
+      <w:r>
+        <w:rPr>
+          <w:noProof/>
+        </w:rPr>
+        <w:t>2</w:t>
+      </w:r>
+      <w:r>
+        <w:rPr>
+          <w:noProof/>
+        </w:rPr>
+        <w:fldChar w:fldCharType="end"/>
+      </w:r>
       <w:r>
         <w:t xml:space="preserve">. ábra </w:t>
       </w:r>
@@ -1837,8 +1863,6 @@
           <w:lang w:val="en-US"/>
         </w:rPr>
       </w:pPr>
-      <w:bookmarkStart w:id="0" w:name="_GoBack"/>
-      <w:bookmarkEnd w:id="0"/>
     </w:p>
     <w:p>
       <w:pPr>
@@ -1906,17 +1930,84 @@
     </w:p>
     <w:p>
       <w:pPr>
+        <w:pStyle w:val="MyText"/>
+      </w:pPr>
+      <w:r>
+        <w:rPr>
+          <w:b/>
+        </w:rPr>
+        <w:t xml:space="preserve">Projekt </w:t>
+      </w:r>
+      <w:proofErr w:type="spellStart"/>
+      <w:r>
+        <w:rPr>
+          <w:b/>
+        </w:rPr>
+        <w:t>GitHub</w:t>
+      </w:r>
+      <w:proofErr w:type="spellEnd"/>
+      <w:r>
+        <w:rPr>
+          <w:b/>
+        </w:rPr>
+        <w:t xml:space="preserve"> </w:t>
+      </w:r>
+      <w:proofErr w:type="gramStart"/>
+      <w:r>
+        <w:rPr>
+          <w:b/>
+        </w:rPr>
+        <w:t>linkje</w:t>
+      </w:r>
+      <w:proofErr w:type="gramEnd"/>
+      <w:r>
+        <w:rPr>
+          <w:b/>
+        </w:rPr>
+        <w:t xml:space="preserve">: </w:t>
+      </w:r>
+      <w:hyperlink r:id="rId9" w:history="1">
+        <w:r>
+          <w:rPr>
+            <w:rStyle w:val="Hiperhivatkozs"/>
+          </w:rPr>
+          <w:t>https://github.com/MakkaiNandor/virtu</w:t>
+        </w:r>
+        <w:r>
+          <w:rPr>
+            <w:rStyle w:val="Hiperhivatkozs"/>
+          </w:rPr>
+          <w:t>a</w:t>
+        </w:r>
+        <w:r>
+          <w:rPr>
+            <w:rStyle w:val="Hiperhivatkozs"/>
+          </w:rPr>
+          <w:t>l</w:t>
+        </w:r>
+        <w:r>
+          <w:rPr>
+            <w:rStyle w:val="Hiperhivatkozs"/>
+          </w:rPr>
+          <w:t>-mouse</w:t>
+        </w:r>
+      </w:hyperlink>
+    </w:p>
+    <w:p>
+      <w:pPr>
         <w:pStyle w:val="MyHeader1"/>
       </w:pPr>
       <w:r>
         <w:t>Bibliográfia</w:t>
       </w:r>
-    </w:p>
-    <w:p>
-      <w:pPr>
-        <w:pStyle w:val="MyText"/>
-      </w:pPr>
-      <w:hyperlink r:id="rId9" w:history="1">
+      <w:bookmarkStart w:id="0" w:name="_GoBack"/>
+      <w:bookmarkEnd w:id="0"/>
+    </w:p>
+    <w:p>
+      <w:pPr>
+        <w:pStyle w:val="MyText"/>
+      </w:pPr>
+      <w:hyperlink r:id="rId10" w:history="1">
         <w:r>
           <w:rPr>
             <w:rStyle w:val="Hiperhivatkozs"/>
@@ -1929,7 +2020,7 @@
       <w:pPr>
         <w:pStyle w:val="MyText"/>
       </w:pPr>
-      <w:hyperlink r:id="rId10" w:history="1">
+      <w:hyperlink r:id="rId11" w:history="1">
         <w:r>
           <w:rPr>
             <w:rStyle w:val="Hiperhivatkozs"/>
@@ -1942,7 +2033,7 @@
       <w:pPr>
         <w:pStyle w:val="MyText"/>
       </w:pPr>
-      <w:hyperlink r:id="rId11" w:history="1">
+      <w:hyperlink r:id="rId12" w:history="1">
         <w:r>
           <w:rPr>
             <w:rStyle w:val="Hiperhivatkozs"/>
@@ -1955,7 +2046,7 @@
       <w:pPr>
         <w:pStyle w:val="MyText"/>
       </w:pPr>
-      <w:hyperlink r:id="rId12" w:history="1">
+      <w:hyperlink r:id="rId13" w:history="1">
         <w:r>
           <w:rPr>
             <w:rStyle w:val="Hiperhivatkozs"/>
@@ -4013,6 +4104,18 @@
       <w:szCs w:val="18"/>
     </w:rPr>
   </w:style>
+  <w:style w:type="character" w:styleId="Mrltotthiperhivatkozs">
+    <w:name w:val="FollowedHyperlink"/>
+    <w:basedOn w:val="Bekezdsalapbettpusa"/>
+    <w:uiPriority w:val="99"/>
+    <w:semiHidden/>
+    <w:unhideWhenUsed/>
+    <w:rsid w:val="000B3579"/>
+    <w:rPr>
+      <w:color w:val="954F72" w:themeColor="followedHyperlink"/>
+      <w:u w:val="single"/>
+    </w:rPr>
+  </w:style>
 </w:styles>
 </file>
 
@@ -4282,7 +4385,7 @@
 </file>
 
 <file path=customXml/itemProps1.xml><?xml version="1.0" encoding="utf-8"?>
-<ds:datastoreItem xmlns:ds="http://schemas.openxmlformats.org/officeDocument/2006/customXml" ds:itemID="{D8145D39-703E-4194-A86D-FC8851A71755}">
+<ds:datastoreItem xmlns:ds="http://schemas.openxmlformats.org/officeDocument/2006/customXml" ds:itemID="{7BB74197-2639-4DF1-8AC8-DC8C857DB5B0}">
   <ds:schemaRefs>
     <ds:schemaRef ds:uri="http://schemas.openxmlformats.org/officeDocument/2006/bibliography"/>
   </ds:schemaRefs>
